--- a/klagomål/A 53847-2025 FSC-klagomål.docx
+++ b/klagomål/A 53847-2025 FSC-klagomål.docx
@@ -673,7 +673,7 @@
     <w:r>
       <w:tab/>
       <w:tab/>
-      <w:t>2025-11-10</w:t>
+      <w:t>2025-11-11</w:t>
       <w:br/>
       <w:br/>
     </w:r>

--- a/klagomål/A 53847-2025 FSC-klagomål.docx
+++ b/klagomål/A 53847-2025 FSC-klagomål.docx
@@ -673,7 +673,7 @@
     <w:r>
       <w:tab/>
       <w:tab/>
-      <w:t>2025-11-11</w:t>
+      <w:t>2025-11-12</w:t>
       <w:br/>
       <w:br/>
     </w:r>

--- a/klagomål/A 53847-2025 FSC-klagomål.docx
+++ b/klagomål/A 53847-2025 FSC-klagomål.docx
@@ -673,7 +673,7 @@
     <w:r>
       <w:tab/>
       <w:tab/>
-      <w:t>2025-11-12</w:t>
+      <w:t>2025-11-13</w:t>
       <w:br/>
       <w:br/>
     </w:r>

--- a/klagomål/A 53847-2025 FSC-klagomål.docx
+++ b/klagomål/A 53847-2025 FSC-klagomål.docx
@@ -673,7 +673,7 @@
     <w:r>
       <w:tab/>
       <w:tab/>
-      <w:t>2025-11-13</w:t>
+      <w:t>2025-11-14</w:t>
       <w:br/>
       <w:br/>
     </w:r>

--- a/klagomål/A 53847-2025 FSC-klagomål.docx
+++ b/klagomål/A 53847-2025 FSC-klagomål.docx
@@ -673,7 +673,7 @@
     <w:r>
       <w:tab/>
       <w:tab/>
-      <w:t>2025-11-14</w:t>
+      <w:t>2025-11-15</w:t>
       <w:br/>
       <w:br/>
     </w:r>

--- a/klagomål/A 53847-2025 FSC-klagomål.docx
+++ b/klagomål/A 53847-2025 FSC-klagomål.docx
@@ -673,7 +673,7 @@
     <w:r>
       <w:tab/>
       <w:tab/>
-      <w:t>2025-11-15</w:t>
+      <w:t>2025-11-20</w:t>
       <w:br/>
       <w:br/>
     </w:r>

--- a/klagomål/A 53847-2025 FSC-klagomål.docx
+++ b/klagomål/A 53847-2025 FSC-klagomål.docx
@@ -673,7 +673,7 @@
     <w:r>
       <w:tab/>
       <w:tab/>
-      <w:t>2025-11-20</w:t>
+      <w:t>2025-11-21</w:t>
       <w:br/>
       <w:br/>
     </w:r>

--- a/klagomål/A 53847-2025 FSC-klagomål.docx
+++ b/klagomål/A 53847-2025 FSC-klagomål.docx
@@ -673,7 +673,7 @@
     <w:r>
       <w:tab/>
       <w:tab/>
-      <w:t>2025-11-21</w:t>
+      <w:t>2025-11-22</w:t>
       <w:br/>
       <w:br/>
     </w:r>

--- a/klagomål/A 53847-2025 FSC-klagomål.docx
+++ b/klagomål/A 53847-2025 FSC-klagomål.docx
@@ -673,7 +673,7 @@
     <w:r>
       <w:tab/>
       <w:tab/>
-      <w:t>2025-11-22</w:t>
+      <w:t>2025-11-23</w:t>
       <w:br/>
       <w:br/>
     </w:r>

--- a/klagomål/A 53847-2025 FSC-klagomål.docx
+++ b/klagomål/A 53847-2025 FSC-klagomål.docx
@@ -673,7 +673,7 @@
     <w:r>
       <w:tab/>
       <w:tab/>
-      <w:t>2025-11-23</w:t>
+      <w:t>2025-11-24</w:t>
       <w:br/>
       <w:br/>
     </w:r>

--- a/klagomål/A 53847-2025 FSC-klagomål.docx
+++ b/klagomål/A 53847-2025 FSC-klagomål.docx
@@ -673,7 +673,7 @@
     <w:r>
       <w:tab/>
       <w:tab/>
-      <w:t>2025-11-24</w:t>
+      <w:t>2025-11-25</w:t>
       <w:br/>
       <w:br/>
     </w:r>

--- a/klagomål/A 53847-2025 FSC-klagomål.docx
+++ b/klagomål/A 53847-2025 FSC-klagomål.docx
@@ -673,7 +673,7 @@
     <w:r>
       <w:tab/>
       <w:tab/>
-      <w:t>2025-11-25</w:t>
+      <w:t>2025-11-26</w:t>
       <w:br/>
       <w:br/>
     </w:r>

--- a/klagomål/A 53847-2025 FSC-klagomål.docx
+++ b/klagomål/A 53847-2025 FSC-klagomål.docx
@@ -673,7 +673,7 @@
     <w:r>
       <w:tab/>
       <w:tab/>
-      <w:t>2025-11-26</w:t>
+      <w:t>2025-11-27</w:t>
       <w:br/>
       <w:br/>
     </w:r>

--- a/klagomål/A 53847-2025 FSC-klagomål.docx
+++ b/klagomål/A 53847-2025 FSC-klagomål.docx
@@ -673,7 +673,7 @@
     <w:r>
       <w:tab/>
       <w:tab/>
-      <w:t>2025-11-27</w:t>
+      <w:t>2025-11-28</w:t>
       <w:br/>
       <w:br/>
     </w:r>

--- a/klagomål/A 53847-2025 FSC-klagomål.docx
+++ b/klagomål/A 53847-2025 FSC-klagomål.docx
@@ -673,7 +673,7 @@
     <w:r>
       <w:tab/>
       <w:tab/>
-      <w:t>2025-11-28</w:t>
+      <w:t>2025-11-29</w:t>
       <w:br/>
       <w:br/>
     </w:r>

--- a/klagomål/A 53847-2025 FSC-klagomål.docx
+++ b/klagomål/A 53847-2025 FSC-klagomål.docx
@@ -673,7 +673,7 @@
     <w:r>
       <w:tab/>
       <w:tab/>
-      <w:t>2025-11-29</w:t>
+      <w:t>2025-11-30</w:t>
       <w:br/>
       <w:br/>
     </w:r>

--- a/klagomål/A 53847-2025 FSC-klagomål.docx
+++ b/klagomål/A 53847-2025 FSC-klagomål.docx
@@ -673,7 +673,7 @@
     <w:r>
       <w:tab/>
       <w:tab/>
-      <w:t>2025-11-30</w:t>
+      <w:t>2025-12-01</w:t>
       <w:br/>
       <w:br/>
     </w:r>

--- a/klagomål/A 53847-2025 FSC-klagomål.docx
+++ b/klagomål/A 53847-2025 FSC-klagomål.docx
@@ -673,7 +673,7 @@
     <w:r>
       <w:tab/>
       <w:tab/>
-      <w:t>2025-12-01</w:t>
+      <w:t>2025-12-02</w:t>
       <w:br/>
       <w:br/>
     </w:r>

--- a/klagomål/A 53847-2025 FSC-klagomål.docx
+++ b/klagomål/A 53847-2025 FSC-klagomål.docx
@@ -673,7 +673,7 @@
     <w:r>
       <w:tab/>
       <w:tab/>
-      <w:t>2025-12-02</w:t>
+      <w:t>2025-12-03</w:t>
       <w:br/>
       <w:br/>
     </w:r>

--- a/klagomål/A 53847-2025 FSC-klagomål.docx
+++ b/klagomål/A 53847-2025 FSC-klagomål.docx
@@ -673,7 +673,7 @@
     <w:r>
       <w:tab/>
       <w:tab/>
-      <w:t>2025-12-03</w:t>
+      <w:t>2025-12-04</w:t>
       <w:br/>
       <w:br/>
     </w:r>

--- a/klagomål/A 53847-2025 FSC-klagomål.docx
+++ b/klagomål/A 53847-2025 FSC-klagomål.docx
@@ -673,7 +673,7 @@
     <w:r>
       <w:tab/>
       <w:tab/>
-      <w:t>2025-12-04</w:t>
+      <w:t>2025-12-05</w:t>
       <w:br/>
       <w:br/>
     </w:r>

--- a/klagomål/A 53847-2025 FSC-klagomål.docx
+++ b/klagomål/A 53847-2025 FSC-klagomål.docx
@@ -673,7 +673,7 @@
     <w:r>
       <w:tab/>
       <w:tab/>
-      <w:t>2025-12-05</w:t>
+      <w:t>2025-12-06</w:t>
       <w:br/>
       <w:br/>
     </w:r>

--- a/klagomål/A 53847-2025 FSC-klagomål.docx
+++ b/klagomål/A 53847-2025 FSC-klagomål.docx
@@ -673,7 +673,7 @@
     <w:r>
       <w:tab/>
       <w:tab/>
-      <w:t>2025-12-06</w:t>
+      <w:t>2025-12-07</w:t>
       <w:br/>
       <w:br/>
     </w:r>

--- a/klagomål/A 53847-2025 FSC-klagomål.docx
+++ b/klagomål/A 53847-2025 FSC-klagomål.docx
@@ -673,7 +673,7 @@
     <w:r>
       <w:tab/>
       <w:tab/>
-      <w:t>2025-12-07</w:t>
+      <w:t>2025-12-08</w:t>
       <w:br/>
       <w:br/>
     </w:r>

--- a/klagomål/A 53847-2025 FSC-klagomål.docx
+++ b/klagomål/A 53847-2025 FSC-klagomål.docx
@@ -673,7 +673,7 @@
     <w:r>
       <w:tab/>
       <w:tab/>
-      <w:t>2025-12-08</w:t>
+      <w:t>2025-12-09</w:t>
       <w:br/>
       <w:br/>
     </w:r>

--- a/klagomål/A 53847-2025 FSC-klagomål.docx
+++ b/klagomål/A 53847-2025 FSC-klagomål.docx
@@ -673,7 +673,7 @@
     <w:r>
       <w:tab/>
       <w:tab/>
-      <w:t>2025-12-09</w:t>
+      <w:t>2025-12-10</w:t>
       <w:br/>
       <w:br/>
     </w:r>

--- a/klagomål/A 53847-2025 FSC-klagomål.docx
+++ b/klagomål/A 53847-2025 FSC-klagomål.docx
@@ -673,7 +673,7 @@
     <w:r>
       <w:tab/>
       <w:tab/>
-      <w:t>2025-12-10</w:t>
+      <w:t>2025-12-11</w:t>
       <w:br/>
       <w:br/>
     </w:r>

--- a/klagomål/A 53847-2025 FSC-klagomål.docx
+++ b/klagomål/A 53847-2025 FSC-klagomål.docx
@@ -673,7 +673,7 @@
     <w:r>
       <w:tab/>
       <w:tab/>
-      <w:t>2025-12-11</w:t>
+      <w:t>2025-12-12</w:t>
       <w:br/>
       <w:br/>
     </w:r>

--- a/klagomål/A 53847-2025 FSC-klagomål.docx
+++ b/klagomål/A 53847-2025 FSC-klagomål.docx
@@ -191,7 +191,7 @@
     </w:p>
     <w:p>
       <w:r>
-        <w:t>I avverkningsanmälan har följande 3 naturvårdsarter hittats: vedskivlav (NT), vedtrappmossa (NT) och granbarkgnagare (S). Av dessa är 2 rödlistade. För rödlistade arter har rödlistekategorin angivits inom parentes. Arter som är signalarter enligt Skogsstyrelsen har markerats med (S).</w:t>
+        <w:t>I avverkningsanmälan har följande 6 naturvårdsarter hittats: vedspik (VU), dvärgbägarlav (NT), vedskivlav (NT), vedtrappmossa (NT), flagellkvastmossa (S) och granbarkgnagare (S). Av dessa är 4 rödlistade. För rödlistade arter har rödlistekategorin angivits inom parentes. Arter som är signalarter enligt Skogsstyrelsen har markerats med (S).</w:t>
       </w:r>
     </w:p>
     <w:p>
@@ -206,7 +206,7 @@
       <w:r>
         <w:drawing>
           <wp:inline xmlns:a="http://schemas.openxmlformats.org/drawingml/2006/main" xmlns:pic="http://schemas.openxmlformats.org/drawingml/2006/picture">
-            <wp:extent cx="5486400" cy="4199418"/>
+            <wp:extent cx="5486400" cy="4182416"/>
             <wp:docPr id="1" name="Picture 1"/>
             <wp:cNvGraphicFramePr>
               <a:graphicFrameLocks noChangeAspect="1"/>
@@ -227,7 +227,7 @@
                   <pic:spPr>
                     <a:xfrm>
                       <a:off x="0" y="0"/>
-                      <a:ext cx="5486400" cy="4199418"/>
+                      <a:ext cx="5486400" cy="4182416"/>
                     </a:xfrm>
                     <a:prstGeom prst="rect"/>
                   </pic:spPr>
@@ -244,6 +244,28 @@
       </w:pPr>
       <w:r>
         <w:t>Figur 1. Fyndplatser för naturvårdsarter i det avverkningsanmälda området (röd linje). Markörer utan svart kant är placerade på fyndplatsen. Markörer med svart kant är placerade vid sidan av fyndplatsen och har ett svart streck som visar fyndplatsens exakta position. Kartans mittpunktskoordinat är N 6535591, E 543296 i SWEREF 99 TM.</w:t>
+      </w:r>
+    </w:p>
+    <w:p>
+      <w:r>
+        <w:rPr>
+          <w:b/>
+        </w:rPr>
+        <w:t>Dvärgbägarlav (NT)</w:t>
+      </w:r>
+      <w:r>
+        <w:t xml:space="preserve"> förekommer över hela Sverige på gammal hård ved, huvudsakligen på tall men i södra Sverige även på ek. Veden utgörs framförallt av grova stubbar, lågor och grenar. Substratet har blivit sällsyntare och nybildning av substrat sker bara i begränsad omfattning. Arten hotas av att grova lågor blir allt sällsyntare i dagens kulturskogar samt att nybildningen av lämpliga substrat går mycket långsamt. En riklig tillgång på gamla tall- eller eklågor måste säkerställas på artens lokaler (SLU Artdatabanken, 2024; Nitare &amp; Skogsstyrelsen, 2019).</w:t>
+      </w:r>
+    </w:p>
+    <w:p>
+      <w:r>
+        <w:rPr>
+          <w:b/>
+        </w:rPr>
+        <w:t>Flagellkvastmossa</w:t>
+      </w:r>
+      <w:r>
+        <w:t xml:space="preserve"> förekommer framför allt i tallsumpskog, men finns även i relativt torra gran- och tallskogar. Den signalerar överallt skogsmiljöer med höga naturvärden och indikerar biotoper med rik och kontinuerlig förekomst av död ved i olika nedbrytningsstadier eller barlagd torvjord (Nitare &amp; Skogsstyrelsen, 2019).</w:t>
       </w:r>
     </w:p>
     <w:p>
@@ -358,7 +380,7 @@
         <w:rPr>
           <w:i/>
         </w:rPr>
-        <w:t>I det avverkningsanmälda skogsområdet har 3 naturvårdsarter varav 2 rödlistade arter sina livsmiljöer och växtplatser.</w:t>
+        <w:t>I det avverkningsanmälda skogsområdet har 6 naturvårdsarter varav 4 rödlistade arter sina livsmiljöer och växtplatser.</w:t>
       </w:r>
     </w:p>
     <w:p>
@@ -673,7 +695,7 @@
     <w:r>
       <w:tab/>
       <w:tab/>
-      <w:t>2025-12-12</w:t>
+      <w:t>2025-12-13</w:t>
       <w:br/>
       <w:br/>
     </w:r>

--- a/klagomål/A 53847-2025 FSC-klagomål.docx
+++ b/klagomål/A 53847-2025 FSC-klagomål.docx
@@ -695,7 +695,7 @@
     <w:r>
       <w:tab/>
       <w:tab/>
-      <w:t>2025-12-19</w:t>
+      <w:t>2025-12-20</w:t>
       <w:br/>
       <w:br/>
     </w:r>

--- a/klagomål/A 53847-2025 FSC-klagomål.docx
+++ b/klagomål/A 53847-2025 FSC-klagomål.docx
@@ -695,7 +695,7 @@
     <w:r>
       <w:tab/>
       <w:tab/>
-      <w:t>2025-12-20</w:t>
+      <w:t>2025-12-21</w:t>
       <w:br/>
       <w:br/>
     </w:r>

--- a/klagomål/A 53847-2025 FSC-klagomål.docx
+++ b/klagomål/A 53847-2025 FSC-klagomål.docx
@@ -695,7 +695,7 @@
     <w:r>
       <w:tab/>
       <w:tab/>
-      <w:t>2025-12-21</w:t>
+      <w:t>2025-12-22</w:t>
       <w:br/>
       <w:br/>
     </w:r>

--- a/klagomål/A 53847-2025 FSC-klagomål.docx
+++ b/klagomål/A 53847-2025 FSC-klagomål.docx
@@ -695,7 +695,7 @@
     <w:r>
       <w:tab/>
       <w:tab/>
-      <w:t>2025-12-22</w:t>
+      <w:t>2025-12-26</w:t>
       <w:br/>
       <w:br/>
     </w:r>

--- a/klagomål/A 53847-2025 FSC-klagomål.docx
+++ b/klagomål/A 53847-2025 FSC-klagomål.docx
@@ -695,7 +695,7 @@
     <w:r>
       <w:tab/>
       <w:tab/>
-      <w:t>2025-12-26</w:t>
+      <w:t>2025-12-28</w:t>
       <w:br/>
       <w:br/>
     </w:r>

--- a/klagomål/A 53847-2025 FSC-klagomål.docx
+++ b/klagomål/A 53847-2025 FSC-klagomål.docx
@@ -695,7 +695,7 @@
     <w:r>
       <w:tab/>
       <w:tab/>
-      <w:t>2025-12-28</w:t>
+      <w:t>2025-12-29</w:t>
       <w:br/>
       <w:br/>
     </w:r>

--- a/klagomål/A 53847-2025 FSC-klagomål.docx
+++ b/klagomål/A 53847-2025 FSC-klagomål.docx
@@ -695,7 +695,7 @@
     <w:r>
       <w:tab/>
       <w:tab/>
-      <w:t>2025-12-29</w:t>
+      <w:t>2025-12-30</w:t>
       <w:br/>
       <w:br/>
     </w:r>

--- a/klagomål/A 53847-2025 FSC-klagomål.docx
+++ b/klagomål/A 53847-2025 FSC-klagomål.docx
@@ -695,7 +695,7 @@
     <w:r>
       <w:tab/>
       <w:tab/>
-      <w:t>2025-12-30</w:t>
+      <w:t>2025-12-31</w:t>
       <w:br/>
       <w:br/>
     </w:r>

--- a/klagomål/A 53847-2025 FSC-klagomål.docx
+++ b/klagomål/A 53847-2025 FSC-klagomål.docx
@@ -695,7 +695,7 @@
     <w:r>
       <w:tab/>
       <w:tab/>
-      <w:t>2025-12-31</w:t>
+      <w:t>2026-01-03</w:t>
       <w:br/>
       <w:br/>
     </w:r>

--- a/klagomål/A 53847-2025 FSC-klagomål.docx
+++ b/klagomål/A 53847-2025 FSC-klagomål.docx
@@ -695,7 +695,7 @@
     <w:r>
       <w:tab/>
       <w:tab/>
-      <w:t>2026-01-07</w:t>
+      <w:t>2026-01-08</w:t>
       <w:br/>
       <w:br/>
     </w:r>

--- a/klagomål/A 53847-2025 FSC-klagomål.docx
+++ b/klagomål/A 53847-2025 FSC-klagomål.docx
@@ -695,7 +695,7 @@
     <w:r>
       <w:tab/>
       <w:tab/>
-      <w:t>2026-01-08</w:t>
+      <w:t>2026-01-09</w:t>
       <w:br/>
       <w:br/>
     </w:r>

--- a/klagomål/A 53847-2025 FSC-klagomål.docx
+++ b/klagomål/A 53847-2025 FSC-klagomål.docx
@@ -695,7 +695,7 @@
     <w:r>
       <w:tab/>
       <w:tab/>
-      <w:t>2026-01-09</w:t>
+      <w:t>2026-01-10</w:t>
       <w:br/>
       <w:br/>
     </w:r>

--- a/klagomål/A 53847-2025 FSC-klagomål.docx
+++ b/klagomål/A 53847-2025 FSC-klagomål.docx
@@ -695,7 +695,7 @@
     <w:r>
       <w:tab/>
       <w:tab/>
-      <w:t>2026-01-10</w:t>
+      <w:t>2026-01-11</w:t>
       <w:br/>
       <w:br/>
     </w:r>

--- a/klagomål/A 53847-2025 FSC-klagomål.docx
+++ b/klagomål/A 53847-2025 FSC-klagomål.docx
@@ -695,7 +695,7 @@
     <w:r>
       <w:tab/>
       <w:tab/>
-      <w:t>2026-01-11</w:t>
+      <w:t>2026-01-12</w:t>
       <w:br/>
       <w:br/>
     </w:r>

--- a/klagomål/A 53847-2025 FSC-klagomål.docx
+++ b/klagomål/A 53847-2025 FSC-klagomål.docx
@@ -695,7 +695,7 @@
     <w:r>
       <w:tab/>
       <w:tab/>
-      <w:t>2026-01-12</w:t>
+      <w:t>2026-01-13</w:t>
       <w:br/>
       <w:br/>
     </w:r>

--- a/klagomål/A 53847-2025 FSC-klagomål.docx
+++ b/klagomål/A 53847-2025 FSC-klagomål.docx
@@ -695,7 +695,7 @@
     <w:r>
       <w:tab/>
       <w:tab/>
-      <w:t>2026-01-13</w:t>
+      <w:t>2026-01-14</w:t>
       <w:br/>
       <w:br/>
     </w:r>

--- a/klagomål/A 53847-2025 FSC-klagomål.docx
+++ b/klagomål/A 53847-2025 FSC-klagomål.docx
@@ -695,7 +695,7 @@
     <w:r>
       <w:tab/>
       <w:tab/>
-      <w:t>2026-01-14</w:t>
+      <w:t>2026-01-15</w:t>
       <w:br/>
       <w:br/>
     </w:r>

--- a/klagomål/A 53847-2025 FSC-klagomål.docx
+++ b/klagomål/A 53847-2025 FSC-klagomål.docx
@@ -695,7 +695,7 @@
     <w:r>
       <w:tab/>
       <w:tab/>
-      <w:t>2026-01-15</w:t>
+      <w:t>2026-01-16</w:t>
       <w:br/>
       <w:br/>
     </w:r>

--- a/klagomål/A 53847-2025 FSC-klagomål.docx
+++ b/klagomål/A 53847-2025 FSC-klagomål.docx
@@ -695,7 +695,7 @@
     <w:r>
       <w:tab/>
       <w:tab/>
-      <w:t>2026-01-16</w:t>
+      <w:t>2026-01-17</w:t>
       <w:br/>
       <w:br/>
     </w:r>

--- a/klagomål/A 53847-2025 FSC-klagomål.docx
+++ b/klagomål/A 53847-2025 FSC-klagomål.docx
@@ -695,7 +695,7 @@
     <w:r>
       <w:tab/>
       <w:tab/>
-      <w:t>2026-01-17</w:t>
+      <w:t>2026-01-18</w:t>
       <w:br/>
       <w:br/>
     </w:r>

--- a/klagomål/A 53847-2025 FSC-klagomål.docx
+++ b/klagomål/A 53847-2025 FSC-klagomål.docx
@@ -695,7 +695,7 @@
     <w:r>
       <w:tab/>
       <w:tab/>
-      <w:t>2026-01-18</w:t>
+      <w:t>2026-01-19</w:t>
       <w:br/>
       <w:br/>
     </w:r>

--- a/klagomål/A 53847-2025 FSC-klagomål.docx
+++ b/klagomål/A 53847-2025 FSC-klagomål.docx
@@ -695,7 +695,7 @@
     <w:r>
       <w:tab/>
       <w:tab/>
-      <w:t>2026-01-19</w:t>
+      <w:t>2026-01-20</w:t>
       <w:br/>
       <w:br/>
     </w:r>

--- a/klagomål/A 53847-2025 FSC-klagomål.docx
+++ b/klagomål/A 53847-2025 FSC-klagomål.docx
@@ -695,7 +695,7 @@
     <w:r>
       <w:tab/>
       <w:tab/>
-      <w:t>2026-01-20</w:t>
+      <w:t>2026-01-21</w:t>
       <w:br/>
       <w:br/>
     </w:r>

--- a/klagomål/A 53847-2025 FSC-klagomål.docx
+++ b/klagomål/A 53847-2025 FSC-klagomål.docx
@@ -695,7 +695,7 @@
     <w:r>
       <w:tab/>
       <w:tab/>
-      <w:t>2026-01-21</w:t>
+      <w:t>2026-01-23</w:t>
       <w:br/>
       <w:br/>
     </w:r>

--- a/klagomål/A 53847-2025 FSC-klagomål.docx
+++ b/klagomål/A 53847-2025 FSC-klagomål.docx
@@ -695,7 +695,7 @@
     <w:r>
       <w:tab/>
       <w:tab/>
-      <w:t>2026-01-23</w:t>
+      <w:t>2026-01-24</w:t>
       <w:br/>
       <w:br/>
     </w:r>

--- a/klagomål/A 53847-2025 FSC-klagomål.docx
+++ b/klagomål/A 53847-2025 FSC-klagomål.docx
@@ -695,7 +695,7 @@
     <w:r>
       <w:tab/>
       <w:tab/>
-      <w:t>2026-01-24</w:t>
+      <w:t>2026-01-25</w:t>
       <w:br/>
       <w:br/>
     </w:r>

--- a/klagomål/A 53847-2025 FSC-klagomål.docx
+++ b/klagomål/A 53847-2025 FSC-klagomål.docx
@@ -695,7 +695,7 @@
     <w:r>
       <w:tab/>
       <w:tab/>
-      <w:t>2026-01-25</w:t>
+      <w:t>2026-01-26</w:t>
       <w:br/>
       <w:br/>
     </w:r>

--- a/klagomål/A 53847-2025 FSC-klagomål.docx
+++ b/klagomål/A 53847-2025 FSC-klagomål.docx
@@ -695,7 +695,7 @@
     <w:r>
       <w:tab/>
       <w:tab/>
-      <w:t>2026-01-26</w:t>
+      <w:t>2026-01-27</w:t>
       <w:br/>
       <w:br/>
     </w:r>

--- a/klagomål/A 53847-2025 FSC-klagomål.docx
+++ b/klagomål/A 53847-2025 FSC-klagomål.docx
@@ -695,7 +695,7 @@
     <w:r>
       <w:tab/>
       <w:tab/>
-      <w:t>2026-01-27</w:t>
+      <w:t>2026-01-28</w:t>
       <w:br/>
       <w:br/>
     </w:r>

--- a/klagomål/A 53847-2025 FSC-klagomål.docx
+++ b/klagomål/A 53847-2025 FSC-klagomål.docx
@@ -112,7 +112,7 @@
         <w:pStyle w:val="ListBullet"/>
       </w:pPr>
       <w:r>
-        <w:t>Om ett ombud (tex Norra skog eller Mellanskog) avverkningsanmäler en skog med naturvärden motsvarande nyckelbiotops kvalité men markägaren inte är FSC certifierad, bör du skicka in ett FSC kontrollerat virke klagomål. Då ska klagomålet skickas till ombudsföretaget.</w:t>
+        <w:t>Om ett ombud (tex Norra skog eller Mellanskog) avverkningsanmäler en skog med naturvärden motsvarande nyckelbiotops kvalitet men markägaren inte är FSC certifierad, bör du skicka in ett FSC kontrollerat virke klagomål. Då ska klagomålet skickas till ombudsföretaget.</w:t>
       </w:r>
     </w:p>
     <w:p>
@@ -251,10 +251,39 @@
         <w:rPr>
           <w:b/>
         </w:rPr>
+        <w:t>Dropptaggsvamp</w:t>
+      </w:r>
+      <w:r>
+        <w:t xml:space="preserve"> bildar mykorrhiza med tall, huvudsakligen i äldre skog. Total population i landet bedöms ha minskat och fortsatt minska på grund av slutavverkningar och förhöja kvävenivåer i marken som en följd av skogsgödsling. Dropptaggsvamp är typisk art för </w:t>
+      </w:r>
+      <w:r>
+        <w:rPr>
+          <w:i/>
+        </w:rPr>
+        <w:t xml:space="preserve">9010 Taiga </w:t>
+      </w:r>
+      <w:r>
+        <w:t>(SLU Artdatabanken, 2025).</w:t>
+      </w:r>
+    </w:p>
+    <w:p>
+      <w:r>
+        <w:rPr>
+          <w:b/>
+        </w:rPr>
         <w:t>Dvärgbägarlav (NT)</w:t>
       </w:r>
       <w:r>
-        <w:t xml:space="preserve"> förekommer över hela Sverige på gammal hård ved, huvudsakligen på tall men i södra Sverige även på ek. Veden utgörs framförallt av grova stubbar, lågor och grenar. Substratet har blivit sällsyntare och nybildning av substrat sker bara i begränsad omfattning. Arten hotas av att grova lågor blir allt sällsyntare i dagens kulturskogar samt att nybildningen av lämpliga substrat går mycket långsamt. En riklig tillgång på gamla tall- eller eklågor måste säkerställas på artens lokaler (SLU Artdatabanken, 2024; Nitare &amp; Skogsstyrelsen, 2019).</w:t>
+        <w:t xml:space="preserve"> förekommer över hela Sverige på gammal hård ved, huvudsakligen på tall men i södra Sverige även på ek. Veden utgörs framförallt av grova stubbar, lågor och grenar. Substratet har blivit sällsyntare och nybildning av substrat sker bara i begränsad omfattning. Arten hotas av att grova lågor blir allt sällsyntare i dagens kulturskogar samt att nybildningen av lämpliga substrat går mycket långsamt. En riklig tillgång på gamla tall- eller eklågor måste säkerställas på artens lokaler. Dvärgbägarlav är typisk art för </w:t>
+      </w:r>
+      <w:r>
+        <w:rPr>
+          <w:i/>
+        </w:rPr>
+        <w:t>9010 Taiga</w:t>
+      </w:r>
+      <w:r>
+        <w:t xml:space="preserve"> (SLU Artdatabanken, 2024; Nitare &amp; Skogsstyrelsen, 2019).</w:t>
       </w:r>
     </w:p>
     <w:p>
@@ -265,7 +294,50 @@
         <w:t>Flagellkvastmossa</w:t>
       </w:r>
       <w:r>
-        <w:t xml:space="preserve"> förekommer framför allt i tallsumpskog, men finns även i relativt torra gran- och tallskogar. Den signalerar överallt skogsmiljöer med höga naturvärden och indikerar biotoper med rik och kontinuerlig förekomst av död ved i olika nedbrytningsstadier eller barlagd torvjord (Nitare &amp; Skogsstyrelsen, 2019).</w:t>
+        <w:t xml:space="preserve"> förekommer framför allt i tallsumpskog, men finns även i relativt torra gran- och tallskogar. Den signalerar överallt skogsmiljöer med höga naturvärden och indikerar biotoper med rik och kontinuerlig förekomst av död ved i olika nedbrytningsstadier eller barlagd torvjord.</w:t>
+      </w:r>
+    </w:p>
+    <w:p>
+      <w:r>
+        <w:t xml:space="preserve">Flagellkvastmossa är typisk art för </w:t>
+      </w:r>
+      <w:r>
+        <w:rPr>
+          <w:i/>
+        </w:rPr>
+        <w:t xml:space="preserve">9010 Taiga </w:t>
+      </w:r>
+      <w:r>
+        <w:t>och</w:t>
+      </w:r>
+      <w:r>
+        <w:rPr>
+          <w:i/>
+        </w:rPr>
+        <w:t xml:space="preserve"> 9740 Skogsbevuxen myr </w:t>
+      </w:r>
+      <w:r>
+        <w:t>(SLU Artdatabanken, 2024; Nitare &amp; Skogsstyrelsen, 2019).</w:t>
+      </w:r>
+    </w:p>
+    <w:p>
+      <w:r>
+        <w:rPr>
+          <w:b/>
+        </w:rPr>
+        <w:t xml:space="preserve">Granbarkgnagare </w:t>
+      </w:r>
+      <w:r>
+        <w:t xml:space="preserve">är en skalbagge vars larvutveckling sker i den tjocka ytterbarken på gamla och mycket grova levande granar. Man lägger lätt märke till angreppen på träden eftersom flera grova kläckhål ligger ganska tätt intill varandra på de grövre barkåsarna. Kläckhålen är runda och ca 1,5 mm breda. Granbarkgnagare är typisk art för </w:t>
+      </w:r>
+      <w:r>
+        <w:rPr>
+          <w:i/>
+        </w:rPr>
+        <w:t xml:space="preserve">9010 Taiga </w:t>
+      </w:r>
+      <w:r>
+        <w:t>(Ehnström, 2002; SLU Artdatabanken, 2025).</w:t>
       </w:r>
     </w:p>
     <w:p>
@@ -276,7 +348,16 @@
         <w:t>Vedskivlav (NT)</w:t>
       </w:r>
       <w:r>
-        <w:t xml:space="preserve"> växer på gammal, torr, exponerad, hård kärnved av framförallt tall i naturskogsartade bestånd. Avverkning av tallskog av naturskogskaraktär med spår av återkommande bränder är ett hot. Mängden lämplig ved att växa på för vedskivlav minskar, dels på grund av naturlig nedbrytning men framförallt på grund av att de förstörs i samband med slutavverkningar, gallringar och markberedning. Tall- och blandbarrskogar av naturskogskaraktär med spår av återkommande bränder bör skyddas (SLU Artdatabanken, 2024).</w:t>
+        <w:t xml:space="preserve"> växer på gammal, torr, exponerad, hård kärnved av framförallt tall i naturskogsartade bestånd. Avverkning av tallskog av naturskogskaraktär med spår av återkommande bränder är ett hot. Mängden lämplig ved att växa på för vedskivlav minskar, dels på grund av naturlig nedbrytning men framförallt på grund av att de förstörs i samband med slutavverkningar, gallringar och markberedning. Tall- och blandbarrskogar av naturskogskaraktär med spår av återkommande bränder bör skyddas. Vedskivlav är typisk art för </w:t>
+      </w:r>
+      <w:r>
+        <w:rPr>
+          <w:i/>
+        </w:rPr>
+        <w:t>9010 Taiga</w:t>
+      </w:r>
+      <w:r>
+        <w:t xml:space="preserve"> (SLU Artdatabanken, 2024).</w:t>
       </w:r>
     </w:p>
     <w:p>
@@ -287,7 +368,16 @@
         <w:t xml:space="preserve">Vedtrappmossa (NT) </w:t>
       </w:r>
       <w:r>
-        <w:t>växer på död ved, främst i gammal granskog. Den förekommer knappast alls i fjällnära barrskogar utan finns i skogslandskapet nedom fjällen och framför allt i landets södra delar är den en mycket bra signalart för barrnaturskog med höga naturvärden. Skogsavverkning och brist på grov död ved i skogen är de allvarligaste hoten och den överlever inte kalhyggesbruk. Lokaler med sluten granskog, tillräckligt stora för att säkerställa ett kontinuerligt tillskott på grova lågor, bör undantas från storskaligt skogsbruk (SLU Artdatabanken, 2024).</w:t>
+        <w:t xml:space="preserve">växer på död ved, främst i gammal granskog. Den förekommer knappast alls i fjällnära barrskogar utan finns i skogslandskapet nedom fjällen och framför allt i landets södra delar är den en mycket bra signalart för barrnaturskog med höga naturvärden. Skogsavverkning och brist på grov död ved i skogen är de allvarligaste hoten och den överlever inte kalhyggesbruk. Lokaler med sluten granskog, tillräckligt stora för att säkerställa ett kontinuerligt tillskott på grova lågor, bör undantas från storskaligt skogsbruk. Vedtrappmossa är typisk art för </w:t>
+      </w:r>
+      <w:r>
+        <w:rPr>
+          <w:i/>
+        </w:rPr>
+        <w:t>9010 Taiga</w:t>
+      </w:r>
+      <w:r>
+        <w:t xml:space="preserve"> (SLU Artdatabanken, 2024).</w:t>
       </w:r>
     </w:p>
     <w:p>
@@ -695,7 +785,7 @@
     <w:r>
       <w:tab/>
       <w:tab/>
-      <w:t>2026-01-28</w:t>
+      <w:t>2026-01-29</w:t>
       <w:br/>
       <w:br/>
     </w:r>

--- a/klagomål/A 53847-2025 FSC-klagomål.docx
+++ b/klagomål/A 53847-2025 FSC-klagomål.docx
@@ -785,7 +785,7 @@
     <w:r>
       <w:tab/>
       <w:tab/>
-      <w:t>2026-01-29</w:t>
+      <w:t>2026-01-30</w:t>
       <w:br/>
       <w:br/>
     </w:r>

--- a/klagomål/A 53847-2025 FSC-klagomål.docx
+++ b/klagomål/A 53847-2025 FSC-klagomål.docx
@@ -785,7 +785,7 @@
     <w:r>
       <w:tab/>
       <w:tab/>
-      <w:t>2026-01-30</w:t>
+      <w:t>2026-01-31</w:t>
       <w:br/>
       <w:br/>
     </w:r>

--- a/klagomål/A 53847-2025 FSC-klagomål.docx
+++ b/klagomål/A 53847-2025 FSC-klagomål.docx
@@ -785,7 +785,7 @@
     <w:r>
       <w:tab/>
       <w:tab/>
-      <w:t>2026-03-01</w:t>
+      <w:t>2026-03-02</w:t>
       <w:br/>
       <w:br/>
     </w:r>

--- a/klagomål/A 53847-2025 FSC-klagomål.docx
+++ b/klagomål/A 53847-2025 FSC-klagomål.docx
@@ -294,12 +294,7 @@
         <w:t>Flagellkvastmossa</w:t>
       </w:r>
       <w:r>
-        <w:t xml:space="preserve"> förekommer framför allt i tallsumpskog, men finns även i relativt torra gran- och tallskogar. Den signalerar överallt skogsmiljöer med höga naturvärden och indikerar biotoper med rik och kontinuerlig förekomst av död ved i olika nedbrytningsstadier eller barlagd torvjord.</w:t>
-      </w:r>
-    </w:p>
-    <w:p>
-      <w:r>
-        <w:t xml:space="preserve">Flagellkvastmossa är typisk art för </w:t>
+        <w:t xml:space="preserve"> förekommer framför allt i tallsumpskog, men finns även i relativt torra gran- och tallskogar. Den signalerar överallt skogsmiljöer med höga naturvärden och indikerar biotoper med rik och kontinuerlig förekomst av död ved i olika nedbrytningsstadier eller barlagd torvjord. Flagellkvastmossa är typisk art för </w:t>
       </w:r>
       <w:r>
         <w:rPr>
@@ -785,7 +780,7 @@
     <w:r>
       <w:tab/>
       <w:tab/>
-      <w:t>2026-03-02</w:t>
+      <w:t>2026-03-03</w:t>
       <w:br/>
       <w:br/>
     </w:r>

--- a/klagomål/A 53847-2025 FSC-klagomål.docx
+++ b/klagomål/A 53847-2025 FSC-klagomål.docx
@@ -780,7 +780,7 @@
     <w:r>
       <w:tab/>
       <w:tab/>
-      <w:t>2026-03-03</w:t>
+      <w:t>2026-03-04</w:t>
       <w:br/>
       <w:br/>
     </w:r>

--- a/klagomål/A 53847-2025 FSC-klagomål.docx
+++ b/klagomål/A 53847-2025 FSC-klagomål.docx
@@ -780,7 +780,7 @@
     <w:r>
       <w:tab/>
       <w:tab/>
-      <w:t>2026-03-04</w:t>
+      <w:t>2026-03-05</w:t>
       <w:br/>
       <w:br/>
     </w:r>

--- a/klagomål/A 53847-2025 FSC-klagomål.docx
+++ b/klagomål/A 53847-2025 FSC-klagomål.docx
@@ -780,7 +780,7 @@
     <w:r>
       <w:tab/>
       <w:tab/>
-      <w:t>2026-03-05</w:t>
+      <w:t>2026-03-06</w:t>
       <w:br/>
       <w:br/>
     </w:r>

--- a/klagomål/A 53847-2025 FSC-klagomål.docx
+++ b/klagomål/A 53847-2025 FSC-klagomål.docx
@@ -780,7 +780,7 @@
     <w:r>
       <w:tab/>
       <w:tab/>
-      <w:t>2026-03-06</w:t>
+      <w:t>2026-03-07</w:t>
       <w:br/>
       <w:br/>
     </w:r>

--- a/klagomål/A 53847-2025 FSC-klagomål.docx
+++ b/klagomål/A 53847-2025 FSC-klagomål.docx
@@ -780,7 +780,7 @@
     <w:r>
       <w:tab/>
       <w:tab/>
-      <w:t>2026-03-07</w:t>
+      <w:t>2026-03-08</w:t>
       <w:br/>
       <w:br/>
     </w:r>

--- a/klagomål/A 53847-2025 FSC-klagomål.docx
+++ b/klagomål/A 53847-2025 FSC-klagomål.docx
@@ -780,7 +780,7 @@
     <w:r>
       <w:tab/>
       <w:tab/>
-      <w:t>2026-03-08</w:t>
+      <w:t>2026-03-09</w:t>
       <w:br/>
       <w:br/>
     </w:r>

--- a/klagomål/A 53847-2025 FSC-klagomål.docx
+++ b/klagomål/A 53847-2025 FSC-klagomål.docx
@@ -780,7 +780,7 @@
     <w:r>
       <w:tab/>
       <w:tab/>
-      <w:t>2026-03-09</w:t>
+      <w:t>2026-03-10</w:t>
       <w:br/>
       <w:br/>
     </w:r>

--- a/klagomål/A 53847-2025 FSC-klagomål.docx
+++ b/klagomål/A 53847-2025 FSC-klagomål.docx
@@ -780,7 +780,7 @@
     <w:r>
       <w:tab/>
       <w:tab/>
-      <w:t>2026-03-10</w:t>
+      <w:t>2026-03-11</w:t>
       <w:br/>
       <w:br/>
     </w:r>

--- a/klagomål/A 53847-2025 FSC-klagomål.docx
+++ b/klagomål/A 53847-2025 FSC-klagomål.docx
@@ -780,7 +780,7 @@
     <w:r>
       <w:tab/>
       <w:tab/>
-      <w:t>2026-03-11</w:t>
+      <w:t>2026-03-12</w:t>
       <w:br/>
       <w:br/>
     </w:r>

--- a/klagomål/A 53847-2025 FSC-klagomål.docx
+++ b/klagomål/A 53847-2025 FSC-klagomål.docx
@@ -780,7 +780,7 @@
     <w:r>
       <w:tab/>
       <w:tab/>
-      <w:t>2026-03-12</w:t>
+      <w:t>2026-03-13</w:t>
       <w:br/>
       <w:br/>
     </w:r>

--- a/klagomål/A 53847-2025 FSC-klagomål.docx
+++ b/klagomål/A 53847-2025 FSC-klagomål.docx
@@ -780,7 +780,7 @@
     <w:r>
       <w:tab/>
       <w:tab/>
-      <w:t>2026-03-13</w:t>
+      <w:t>2026-03-16</w:t>
       <w:br/>
       <w:br/>
     </w:r>

--- a/klagomål/A 53847-2025 FSC-klagomål.docx
+++ b/klagomål/A 53847-2025 FSC-klagomål.docx
@@ -780,7 +780,7 @@
     <w:r>
       <w:tab/>
       <w:tab/>
-      <w:t>2026-03-16</w:t>
+      <w:t>2026-03-17</w:t>
       <w:br/>
       <w:br/>
     </w:r>

--- a/klagomål/A 53847-2025 FSC-klagomål.docx
+++ b/klagomål/A 53847-2025 FSC-klagomål.docx
@@ -780,7 +780,7 @@
     <w:r>
       <w:tab/>
       <w:tab/>
-      <w:t>2026-03-17</w:t>
+      <w:t>2026-03-18</w:t>
       <w:br/>
       <w:br/>
     </w:r>

--- a/klagomål/A 53847-2025 FSC-klagomål.docx
+++ b/klagomål/A 53847-2025 FSC-klagomål.docx
@@ -780,7 +780,7 @@
     <w:r>
       <w:tab/>
       <w:tab/>
-      <w:t>2026-03-18</w:t>
+      <w:t>2026-03-19</w:t>
       <w:br/>
       <w:br/>
     </w:r>

--- a/klagomål/A 53847-2025 FSC-klagomål.docx
+++ b/klagomål/A 53847-2025 FSC-klagomål.docx
@@ -780,7 +780,7 @@
     <w:r>
       <w:tab/>
       <w:tab/>
-      <w:t>2026-03-19</w:t>
+      <w:t>2026-03-20</w:t>
       <w:br/>
       <w:br/>
     </w:r>

--- a/klagomål/A 53847-2025 FSC-klagomål.docx
+++ b/klagomål/A 53847-2025 FSC-klagomål.docx
@@ -780,7 +780,7 @@
     <w:r>
       <w:tab/>
       <w:tab/>
-      <w:t>2026-03-20</w:t>
+      <w:t>2026-03-21</w:t>
       <w:br/>
       <w:br/>
     </w:r>

--- a/klagomål/A 53847-2025 FSC-klagomål.docx
+++ b/klagomål/A 53847-2025 FSC-klagomål.docx
@@ -780,7 +780,7 @@
     <w:r>
       <w:tab/>
       <w:tab/>
-      <w:t>2026-03-21</w:t>
+      <w:t>2026-03-22</w:t>
       <w:br/>
       <w:br/>
     </w:r>

--- a/klagomål/A 53847-2025 FSC-klagomål.docx
+++ b/klagomål/A 53847-2025 FSC-klagomål.docx
@@ -780,7 +780,7 @@
     <w:r>
       <w:tab/>
       <w:tab/>
-      <w:t>2026-03-22</w:t>
+      <w:t>2026-03-23</w:t>
       <w:br/>
       <w:br/>
     </w:r>

--- a/klagomål/A 53847-2025 FSC-klagomål.docx
+++ b/klagomål/A 53847-2025 FSC-klagomål.docx
@@ -780,7 +780,7 @@
     <w:r>
       <w:tab/>
       <w:tab/>
-      <w:t>2026-03-23</w:t>
+      <w:t>2026-03-24</w:t>
       <w:br/>
       <w:br/>
     </w:r>

--- a/klagomål/A 53847-2025 FSC-klagomål.docx
+++ b/klagomål/A 53847-2025 FSC-klagomål.docx
@@ -780,7 +780,7 @@
     <w:r>
       <w:tab/>
       <w:tab/>
-      <w:t>2026-03-24</w:t>
+      <w:t>2026-03-25</w:t>
       <w:br/>
       <w:br/>
     </w:r>

--- a/klagomål/A 53847-2025 FSC-klagomål.docx
+++ b/klagomål/A 53847-2025 FSC-klagomål.docx
@@ -780,7 +780,7 @@
     <w:r>
       <w:tab/>
       <w:tab/>
-      <w:t>2026-03-25</w:t>
+      <w:t>2026-03-26</w:t>
       <w:br/>
       <w:br/>
     </w:r>

--- a/klagomål/A 53847-2025 FSC-klagomål.docx
+++ b/klagomål/A 53847-2025 FSC-klagomål.docx
@@ -780,7 +780,7 @@
     <w:r>
       <w:tab/>
       <w:tab/>
-      <w:t>2026-03-26</w:t>
+      <w:t>2026-03-27</w:t>
       <w:br/>
       <w:br/>
     </w:r>

--- a/klagomål/A 53847-2025 FSC-klagomål.docx
+++ b/klagomål/A 53847-2025 FSC-klagomål.docx
@@ -780,7 +780,7 @@
     <w:r>
       <w:tab/>
       <w:tab/>
-      <w:t>2026-03-27</w:t>
+      <w:t>2026-03-28</w:t>
       <w:br/>
       <w:br/>
     </w:r>

--- a/klagomål/A 53847-2025 FSC-klagomål.docx
+++ b/klagomål/A 53847-2025 FSC-klagomål.docx
@@ -780,7 +780,7 @@
     <w:r>
       <w:tab/>
       <w:tab/>
-      <w:t>2026-03-28</w:t>
+      <w:t>2026-03-29</w:t>
       <w:br/>
       <w:br/>
     </w:r>

--- a/klagomål/A 53847-2025 FSC-klagomål.docx
+++ b/klagomål/A 53847-2025 FSC-klagomål.docx
@@ -780,7 +780,7 @@
     <w:r>
       <w:tab/>
       <w:tab/>
-      <w:t>2026-03-29</w:t>
+      <w:t>2026-03-30</w:t>
       <w:br/>
       <w:br/>
     </w:r>

--- a/klagomål/A 53847-2025 FSC-klagomål.docx
+++ b/klagomål/A 53847-2025 FSC-klagomål.docx
@@ -780,7 +780,7 @@
     <w:r>
       <w:tab/>
       <w:tab/>
-      <w:t>2026-03-30</w:t>
+      <w:t>2026-03-31</w:t>
       <w:br/>
       <w:br/>
     </w:r>

--- a/klagomål/A 53847-2025 FSC-klagomål.docx
+++ b/klagomål/A 53847-2025 FSC-klagomål.docx
@@ -780,7 +780,7 @@
     <w:r>
       <w:tab/>
       <w:tab/>
-      <w:t>2026-03-31</w:t>
+      <w:t>2026-04-01</w:t>
       <w:br/>
       <w:br/>
     </w:r>

--- a/klagomål/A 53847-2025 FSC-klagomål.docx
+++ b/klagomål/A 53847-2025 FSC-klagomål.docx
@@ -780,7 +780,7 @@
     <w:r>
       <w:tab/>
       <w:tab/>
-      <w:t>2026-04-01</w:t>
+      <w:t>2026-04-02</w:t>
       <w:br/>
       <w:br/>
     </w:r>

--- a/klagomål/A 53847-2025 FSC-klagomål.docx
+++ b/klagomål/A 53847-2025 FSC-klagomål.docx
@@ -780,7 +780,7 @@
     <w:r>
       <w:tab/>
       <w:tab/>
-      <w:t>2026-04-02</w:t>
+      <w:t>2026-04-03</w:t>
       <w:br/>
       <w:br/>
     </w:r>

--- a/klagomål/A 53847-2025 FSC-klagomål.docx
+++ b/klagomål/A 53847-2025 FSC-klagomål.docx
@@ -780,7 +780,7 @@
     <w:r>
       <w:tab/>
       <w:tab/>
-      <w:t>2026-04-03</w:t>
+      <w:t>2026-04-04</w:t>
       <w:br/>
       <w:br/>
     </w:r>

--- a/klagomål/A 53847-2025 FSC-klagomål.docx
+++ b/klagomål/A 53847-2025 FSC-klagomål.docx
@@ -780,7 +780,7 @@
     <w:r>
       <w:tab/>
       <w:tab/>
-      <w:t>2026-04-04</w:t>
+      <w:t>2026-04-05</w:t>
       <w:br/>
       <w:br/>
     </w:r>

--- a/klagomål/A 53847-2025 FSC-klagomål.docx
+++ b/klagomål/A 53847-2025 FSC-klagomål.docx
@@ -791,7 +791,7 @@
     <w:r>
       <w:tab/>
       <w:tab/>
-      <w:t>2026-04-14</w:t>
+      <w:t>2026-04-15</w:t>
       <w:br/>
       <w:br/>
     </w:r>

--- a/klagomål/A 53847-2025 FSC-klagomål.docx
+++ b/klagomål/A 53847-2025 FSC-klagomål.docx
@@ -791,7 +791,7 @@
     <w:r>
       <w:tab/>
       <w:tab/>
-      <w:t>2026-04-15</w:t>
+      <w:t>2026-04-16</w:t>
       <w:br/>
       <w:br/>
     </w:r>

--- a/klagomål/A 53847-2025 FSC-klagomål.docx
+++ b/klagomål/A 53847-2025 FSC-klagomål.docx
@@ -791,7 +791,7 @@
     <w:r>
       <w:tab/>
       <w:tab/>
-      <w:t>2026-04-16</w:t>
+      <w:t>2026-04-17</w:t>
       <w:br/>
       <w:br/>
     </w:r>

--- a/klagomål/A 53847-2025 FSC-klagomål.docx
+++ b/klagomål/A 53847-2025 FSC-klagomål.docx
@@ -791,7 +791,7 @@
     <w:r>
       <w:tab/>
       <w:tab/>
-      <w:t>2026-04-17</w:t>
+      <w:t>2026-04-18</w:t>
       <w:br/>
       <w:br/>
     </w:r>

--- a/klagomål/A 53847-2025 FSC-klagomål.docx
+++ b/klagomål/A 53847-2025 FSC-klagomål.docx
@@ -791,7 +791,7 @@
     <w:r>
       <w:tab/>
       <w:tab/>
-      <w:t>2026-04-18</w:t>
+      <w:t>2026-04-19</w:t>
       <w:br/>
       <w:br/>
     </w:r>

--- a/klagomål/A 53847-2025 FSC-klagomål.docx
+++ b/klagomål/A 53847-2025 FSC-klagomål.docx
@@ -791,7 +791,7 @@
     <w:r>
       <w:tab/>
       <w:tab/>
-      <w:t>2026-04-19</w:t>
+      <w:t>2026-04-20</w:t>
       <w:br/>
       <w:br/>
     </w:r>

--- a/klagomål/A 53847-2025 FSC-klagomål.docx
+++ b/klagomål/A 53847-2025 FSC-klagomål.docx
@@ -791,7 +791,7 @@
     <w:r>
       <w:tab/>
       <w:tab/>
-      <w:t>2026-04-20</w:t>
+      <w:t>2026-04-21</w:t>
       <w:br/>
       <w:br/>
     </w:r>

--- a/klagomål/A 53847-2025 FSC-klagomål.docx
+++ b/klagomål/A 53847-2025 FSC-klagomål.docx
@@ -791,7 +791,7 @@
     <w:r>
       <w:tab/>
       <w:tab/>
-      <w:t>2026-04-21</w:t>
+      <w:t>2026-04-22</w:t>
       <w:br/>
       <w:br/>
     </w:r>

--- a/klagomål/A 53847-2025 FSC-klagomål.docx
+++ b/klagomål/A 53847-2025 FSC-klagomål.docx
@@ -791,7 +791,7 @@
     <w:r>
       <w:tab/>
       <w:tab/>
-      <w:t>2026-04-22</w:t>
+      <w:t>2026-04-23</w:t>
       <w:br/>
       <w:br/>
     </w:r>

--- a/klagomål/A 53847-2025 FSC-klagomål.docx
+++ b/klagomål/A 53847-2025 FSC-klagomål.docx
@@ -791,7 +791,7 @@
     <w:r>
       <w:tab/>
       <w:tab/>
-      <w:t>2026-04-23</w:t>
+      <w:t>2026-04-24</w:t>
       <w:br/>
       <w:br/>
     </w:r>

--- a/klagomål/A 53847-2025 FSC-klagomål.docx
+++ b/klagomål/A 53847-2025 FSC-klagomål.docx
@@ -791,7 +791,7 @@
     <w:r>
       <w:tab/>
       <w:tab/>
-      <w:t>2026-04-24</w:t>
+      <w:t>2026-04-25</w:t>
       <w:br/>
       <w:br/>
     </w:r>

--- a/klagomål/A 53847-2025 FSC-klagomål.docx
+++ b/klagomål/A 53847-2025 FSC-klagomål.docx
@@ -791,7 +791,7 @@
     <w:r>
       <w:tab/>
       <w:tab/>
-      <w:t>2026-04-25</w:t>
+      <w:t>2026-04-26</w:t>
       <w:br/>
       <w:br/>
     </w:r>

--- a/klagomål/A 53847-2025 FSC-klagomål.docx
+++ b/klagomål/A 53847-2025 FSC-klagomål.docx
@@ -791,7 +791,7 @@
     <w:r>
       <w:tab/>
       <w:tab/>
-      <w:t>2026-04-26</w:t>
+      <w:t>2026-04-27</w:t>
       <w:br/>
       <w:br/>
     </w:r>

--- a/klagomål/A 53847-2025 FSC-klagomål.docx
+++ b/klagomål/A 53847-2025 FSC-klagomål.docx
@@ -791,7 +791,7 @@
     <w:r>
       <w:tab/>
       <w:tab/>
-      <w:t>2026-04-27</w:t>
+      <w:t>2026-04-28</w:t>
       <w:br/>
       <w:br/>
     </w:r>

--- a/klagomål/A 53847-2025 FSC-klagomål.docx
+++ b/klagomål/A 53847-2025 FSC-klagomål.docx
@@ -791,7 +791,7 @@
     <w:r>
       <w:tab/>
       <w:tab/>
-      <w:t>2026-04-28</w:t>
+      <w:t>2026-04-29</w:t>
       <w:br/>
       <w:br/>
     </w:r>

--- a/klagomål/A 53847-2025 FSC-klagomål.docx
+++ b/klagomål/A 53847-2025 FSC-klagomål.docx
@@ -791,7 +791,7 @@
     <w:r>
       <w:tab/>
       <w:tab/>
-      <w:t>2026-04-29</w:t>
+      <w:t>2026-04-30</w:t>
       <w:br/>
       <w:br/>
     </w:r>

--- a/klagomål/A 53847-2025 FSC-klagomål.docx
+++ b/klagomål/A 53847-2025 FSC-klagomål.docx
@@ -791,7 +791,7 @@
     <w:r>
       <w:tab/>
       <w:tab/>
-      <w:t>2026-04-30</w:t>
+      <w:t>2026-05-01</w:t>
       <w:br/>
       <w:br/>
     </w:r>

--- a/klagomål/A 53847-2025 FSC-klagomål.docx
+++ b/klagomål/A 53847-2025 FSC-klagomål.docx
@@ -791,7 +791,7 @@
     <w:r>
       <w:tab/>
       <w:tab/>
-      <w:t>2026-05-01</w:t>
+      <w:t>2026-05-02</w:t>
       <w:br/>
       <w:br/>
     </w:r>

--- a/klagomål/A 53847-2025 FSC-klagomål.docx
+++ b/klagomål/A 53847-2025 FSC-klagomål.docx
@@ -791,7 +791,7 @@
     <w:r>
       <w:tab/>
       <w:tab/>
-      <w:t>2026-05-02</w:t>
+      <w:t>2026-05-03</w:t>
       <w:br/>
       <w:br/>
     </w:r>

--- a/klagomål/A 53847-2025 FSC-klagomål.docx
+++ b/klagomål/A 53847-2025 FSC-klagomål.docx
@@ -791,7 +791,7 @@
     <w:r>
       <w:tab/>
       <w:tab/>
-      <w:t>2026-05-16</w:t>
+      <w:t>2026-05-17</w:t>
       <w:br/>
       <w:br/>
     </w:r>

--- a/klagomål/A 53847-2025 FSC-klagomål.docx
+++ b/klagomål/A 53847-2025 FSC-klagomål.docx
@@ -791,7 +791,7 @@
     <w:r>
       <w:tab/>
       <w:tab/>
-      <w:t>2026-06-15</w:t>
+      <w:t>2026-06-16</w:t>
       <w:br/>
       <w:br/>
     </w:r>

--- a/klagomål/A 53847-2025 FSC-klagomål.docx
+++ b/klagomål/A 53847-2025 FSC-klagomål.docx
@@ -791,7 +791,7 @@
     <w:r>
       <w:tab/>
       <w:tab/>
-      <w:t>2026-06-16</w:t>
+      <w:t>2026-06-17</w:t>
       <w:br/>
       <w:br/>
     </w:r>

--- a/klagomål/A 53847-2025 FSC-klagomål.docx
+++ b/klagomål/A 53847-2025 FSC-klagomål.docx
@@ -1,6 +1,6 @@
 
 <file path=word/document.xml><?xml version="1.0" encoding="utf-8"?>
-<w:document xmlns:wpc="http://schemas.microsoft.com/office/word/2010/wordprocessingCanvas" xmlns:cx="http://schemas.microsoft.com/office/drawing/2014/chartex" xmlns:cx1="http://schemas.microsoft.com/office/drawing/2015/9/8/chartex" xmlns:cx2="http://schemas.microsoft.com/office/drawing/2015/10/21/chartex" xmlns:cx3="http://schemas.microsoft.com/office/drawing/2016/5/9/chartex" xmlns:cx4="http://schemas.microsoft.com/office/drawing/2016/5/10/chartex" xmlns:cx5="http://schemas.microsoft.com/office/drawing/2016/5/11/chartex" xmlns:cx6="http://schemas.microsoft.com/office/drawing/2016/5/12/chartex" xmlns:cx7="http://schemas.microsoft.com/office/drawing/2016/5/13/chartex" xmlns:cx8="http://schemas.microsoft.com/office/drawing/2016/5/14/chartex" xmlns:mc="http://schemas.openxmlformats.org/markup-compatibility/2006" xmlns:aink="http://schemas.microsoft.com/office/drawing/2016/ink" xmlns:am3d="http://schemas.microsoft.com/office/drawing/2017/model3d" xmlns:o="urn:schemas-microsoft-com:office:office" xmlns:oel="http://schemas.microsoft.com/office/2019/extlst" xmlns:r="http://schemas.openxmlformats.org/officeDocument/2006/relationships" xmlns:m="http://schemas.openxmlformats.org/officeDocument/2006/math" xmlns:v="urn:schemas-microsoft-com:vml" xmlns:wp14="http://schemas.microsoft.com/office/word/2010/wordprocessingDrawing" xmlns:wp="http://schemas.openxmlformats.org/drawingml/2006/wordprocessingDrawing" xmlns:w10="urn:schemas-microsoft-com:office:word" xmlns:w="http://schemas.openxmlformats.org/wordprocessingml/2006/main" xmlns:w14="http://schemas.microsoft.com/office/word/2010/wordml" xmlns:w15="http://schemas.microsoft.com/office/word/2012/wordml" xmlns:w16cex="http://schemas.microsoft.com/office/word/2018/wordml/cex" xmlns:w16cid="http://schemas.microsoft.com/office/word/2016/wordml/cid" xmlns:w16="http://schemas.microsoft.com/office/word/2018/wordml" xmlns:w16sdtdh="http://schemas.microsoft.com/office/word/2020/wordml/sdtdatahash" xmlns:w16se="http://schemas.microsoft.com/office/word/2015/wordml/symex" xmlns:wpg="http://schemas.microsoft.com/office/word/2010/wordprocessingGroup" xmlns:wpi="http://schemas.microsoft.com/office/word/2010/wordprocessingInk" xmlns:wne="http://schemas.microsoft.com/office/word/2006/wordml" xmlns:wps="http://schemas.microsoft.com/office/word/2010/wordprocessingShape" mc:Ignorable="w14 w15 w16se w16cid w16 w16cex w16sdtdh wp14">
+<w:document xmlns:wpc="http://schemas.microsoft.com/office/word/2010/wordprocessingCanvas" xmlns:cx="http://schemas.microsoft.com/office/drawing/2014/chartex" xmlns:cx1="http://schemas.microsoft.com/office/drawing/2015/9/8/chartex" xmlns:cx2="http://schemas.microsoft.com/office/drawing/2015/10/21/chartex" xmlns:cx3="http://schemas.microsoft.com/office/drawing/2016/5/9/chartex" xmlns:cx4="http://schemas.microsoft.com/office/drawing/2016/5/10/chartex" xmlns:cx5="http://schemas.microsoft.com/office/drawing/2016/5/11/chartex" xmlns:cx6="http://schemas.microsoft.com/office/drawing/2016/5/12/chartex" xmlns:cx7="http://schemas.microsoft.com/office/drawing/2016/5/13/chartex" xmlns:cx8="http://schemas.microsoft.com/office/drawing/2016/5/14/chartex" xmlns:mc="http://schemas.openxmlformats.org/markup-compatibility/2006" xmlns:aink="http://schemas.microsoft.com/office/drawing/2016/ink" xmlns:am3d="http://schemas.microsoft.com/office/drawing/2017/model3d" xmlns:o="urn:schemas-microsoft-com:office:office" xmlns:oel="http://schemas.microsoft.com/office/2019/extlst" xmlns:r="http://schemas.openxmlformats.org/officeDocument/2006/relationships" xmlns:m="http://schemas.openxmlformats.org/officeDocument/2006/math" xmlns:v="urn:schemas-microsoft-com:vml" xmlns:wp14="http://schemas.microsoft.com/office/word/2010/wordprocessingDrawing" xmlns:wp="http://schemas.openxmlformats.org/drawingml/2006/wordprocessingDrawing" xmlns:w10="urn:schemas-microsoft-com:office:word" xmlns:w="http://schemas.openxmlformats.org/wordprocessingml/2006/main" xmlns:w14="http://schemas.microsoft.com/office/word/2010/wordml" xmlns:w15="http://schemas.microsoft.com/office/word/2012/wordml" xmlns:w16cex="http://schemas.microsoft.com/office/word/2018/wordml/cex" xmlns:w16cid="http://schemas.microsoft.com/office/word/2016/wordml/cid" xmlns:w16="http://schemas.microsoft.com/office/word/2018/wordml" xmlns:w16du="http://schemas.microsoft.com/office/word/2023/wordml/word16du" xmlns:w16sdtdh="http://schemas.microsoft.com/office/word/2020/wordml/sdtdatahash" xmlns:w16sdtfl="http://schemas.microsoft.com/office/word/2024/wordml/sdtformatlock" xmlns:w16se="http://schemas.microsoft.com/office/word/2015/wordml/symex" xmlns:wpg="http://schemas.microsoft.com/office/word/2010/wordprocessingGroup" xmlns:wpi="http://schemas.microsoft.com/office/word/2010/wordprocessingInk" xmlns:wne="http://schemas.microsoft.com/office/word/2006/wordml" xmlns:wps="http://schemas.microsoft.com/office/word/2010/wordprocessingShape" mc:Ignorable="w14 w15 w16se w16cid w16 w16cex w16sdtdh w16sdtfl w16du wp14">
   <w:body>
     <w:p>
       <w:r>
@@ -168,7 +168,7 @@
     </w:p>
     <w:p>
       <w:r>
-        <w:t>Detta dokument behandlar höga naturvärden i avverkningsanmälan A 53847-2025 i Vingåkers kommun. Denna avverkningsanmälan inkom 2025-10-31 08:49:14 och omfattar 9,2 ha.</w:t>
+        <w:t>Detta dokument behandlar höga naturvärden i avverkningsanmälan A 53847-2025 i Vingåkers kommun som inkom 2025-10-31 och omfattar 9,2 ha.</w:t>
       </w:r>
     </w:p>
     <w:p>
@@ -191,12 +191,15 @@
     </w:p>
     <w:p>
       <w:r>
-        <w:t>I avverkningsanmälan har följande 7 naturvårdsarter hittats: vedspik (VU), dvärgbägarlav (NT), vedskivlav (NT), vedtrappmossa (NT), dropptaggsvamp (S), flagellkvastmossa (S) och granbarkgnagare (S). Av dessa är 4 rödlistade. För rödlistade arter har rödlistekategorin angivits inom parentes. Arter som är signalarter enligt Skogsstyrelsen har markerats med (S).</w:t>
+        <w:t>I och inom 4 meter från avverkningsanmälan har följande 8 naturvårdsarter hittats: vedspik (VU), dropptaggsvamp (NT, T), dvärgbägarlav (NT, T), motaggsvamp (NT, T), vedskivlav (NT, T), vedtrappmossa (NT, T), flagellkvastmossa (S, T) och granbarkgnagare (S, T). Av dessa är 6 rödlistade. För rödlistade arter har rödlistekategorin angivits inom parentes. Arter som är signalarter enligt Skogsstyrelsen har markerats med (S). Typiska arter inom Natura 2000 som är kopplade till skogsekosystem har markerats med (T).</w:t>
       </w:r>
     </w:p>
     <w:p>
       <w:r>
-        <w:t>De påträffade naturvårdsarterna är ett tydligt kvitto på att detta rör sig om en skog med höga naturvärden. I Figur 1 visas en karta över det avverkningsanmälda området, där samtliga fyndplatser för naturvårdsarter som finns registrerade på Artportalen har markerats.</w:t>
+        <w:t>De påträffade naturvårdsarterna är ett tydligt kvitto på att det rör sig om en skog med höga naturvärden.</w:t>
+      </w:r>
+      <w:r>
+        <w:t xml:space="preserve"> I Figur 1 visas fyndplatser för naturvårdsarter i området, som finns registrerade på Artportalen.</w:t>
       </w:r>
     </w:p>
     <w:p>
@@ -206,7 +209,7 @@
       <w:r>
         <w:drawing>
           <wp:inline xmlns:a="http://schemas.openxmlformats.org/drawingml/2006/main" xmlns:pic="http://schemas.openxmlformats.org/drawingml/2006/picture">
-            <wp:extent cx="5486400" cy="4182416"/>
+            <wp:extent cx="5486400" cy="5569356"/>
             <wp:docPr id="1" name="Picture 1"/>
             <wp:cNvGraphicFramePr>
               <a:graphicFrameLocks noChangeAspect="1"/>
@@ -227,7 +230,7 @@
                   <pic:spPr>
                     <a:xfrm>
                       <a:off x="0" y="0"/>
-                      <a:ext cx="5486400" cy="4182416"/>
+                      <a:ext cx="5486400" cy="5569356"/>
                     </a:xfrm>
                     <a:prstGeom prst="rect"/>
                   </pic:spPr>
@@ -241,9 +244,10 @@
     <w:p>
       <w:pPr>
         <w:pStyle w:val="Caption"/>
+        <w:spacing w:after="240"/>
       </w:pPr>
       <w:r>
-        <w:t>Figur 1. Fyndplatser för naturvårdsarter i det avverkningsanmälda området (röd linje). Markörer utan svart kant är placerade på fyndplatsen. Markörer med svart kant är placerade vid sidan av fyndplatsen och har ett svart streck som visar fyndplatsens exakta position. Kartans mittpunktskoordinat är N 6535591, E 543296 i SWEREF 99 TM.</w:t>
+        <w:t>Figur 1. Fyndplatser för naturvårdsarter i och inom 4 meter från avverkningsanmälan (röd linje). Markörer utan svart kant är placerade på fyndplatsen. Markörer med svart kant är placerade vid sidan av fyndplatsen och har ett svart streck som visar fyndplatsens exakta position. Kartans mittpunktskoordinat är N 6535591, E 543296 i SWEREF 99 TM.</w:t>
       </w:r>
     </w:p>
     <w:p>
@@ -333,6 +337,26 @@
       </w:r>
       <w:r>
         <w:t>(Ehnström, 2002; SLU Artdatabanken, 2025).</w:t>
+      </w:r>
+    </w:p>
+    <w:p>
+      <w:r>
+        <w:rPr>
+          <w:b/>
+        </w:rPr>
+        <w:t xml:space="preserve">Motaggsvamp (NT) </w:t>
+      </w:r>
+      <w:r>
+        <w:t xml:space="preserve">bildar mykorrhiza med tall i tallskog och hittas huvudsakligen i äldre, glesare skogsbestånd och hällmarksimpediment. Arten hotas främst av skogsavverkning och tycks försvinna efter slutavverkning, markberedning och plantering. Motaggsvamp är typisk art för </w:t>
+      </w:r>
+      <w:r>
+        <w:rPr>
+          <w:i/>
+        </w:rPr>
+        <w:t>9010 Taiga</w:t>
+      </w:r>
+      <w:r>
+        <w:t xml:space="preserve"> (SLU Artdatabanken, 2024).</w:t>
       </w:r>
     </w:p>
     <w:p>
@@ -476,7 +500,7 @@
         <w:rPr>
           <w:i/>
         </w:rPr>
-        <w:t>I det avverkningsanmälda skogsområdet har 7 naturvårdsarter varav 4 rödlistade arter sina livsmiljöer och växtplatser.</w:t>
+        <w:t>I det avverkningsanmälda skogsområdet har 8 naturvårdsarter varav 6 rödlistade arter sina livsmiljöer och växtplatser.</w:t>
       </w:r>
     </w:p>
     <w:p>
@@ -681,7 +705,7 @@
 </file>
 
 <file path=word/endnotes.xml><?xml version="1.0" encoding="utf-8"?>
-<w:endnotes xmlns:wpc="http://schemas.microsoft.com/office/word/2010/wordprocessingCanvas" xmlns:cx="http://schemas.microsoft.com/office/drawing/2014/chartex" xmlns:cx1="http://schemas.microsoft.com/office/drawing/2015/9/8/chartex" xmlns:cx2="http://schemas.microsoft.com/office/drawing/2015/10/21/chartex" xmlns:cx3="http://schemas.microsoft.com/office/drawing/2016/5/9/chartex" xmlns:cx4="http://schemas.microsoft.com/office/drawing/2016/5/10/chartex" xmlns:cx5="http://schemas.microsoft.com/office/drawing/2016/5/11/chartex" xmlns:cx6="http://schemas.microsoft.com/office/drawing/2016/5/12/chartex" xmlns:cx7="http://schemas.microsoft.com/office/drawing/2016/5/13/chartex" xmlns:cx8="http://schemas.microsoft.com/office/drawing/2016/5/14/chartex" xmlns:mc="http://schemas.openxmlformats.org/markup-compatibility/2006" xmlns:aink="http://schemas.microsoft.com/office/drawing/2016/ink" xmlns:am3d="http://schemas.microsoft.com/office/drawing/2017/model3d" xmlns:o="urn:schemas-microsoft-com:office:office" xmlns:oel="http://schemas.microsoft.com/office/2019/extlst" xmlns:r="http://schemas.openxmlformats.org/officeDocument/2006/relationships" xmlns:m="http://schemas.openxmlformats.org/officeDocument/2006/math" xmlns:v="urn:schemas-microsoft-com:vml" xmlns:wp14="http://schemas.microsoft.com/office/word/2010/wordprocessingDrawing" xmlns:wp="http://schemas.openxmlformats.org/drawingml/2006/wordprocessingDrawing" xmlns:w10="urn:schemas-microsoft-com:office:word" xmlns:w="http://schemas.openxmlformats.org/wordprocessingml/2006/main" xmlns:w14="http://schemas.microsoft.com/office/word/2010/wordml" xmlns:w15="http://schemas.microsoft.com/office/word/2012/wordml" xmlns:w16cex="http://schemas.microsoft.com/office/word/2018/wordml/cex" xmlns:w16cid="http://schemas.microsoft.com/office/word/2016/wordml/cid" xmlns:w16="http://schemas.microsoft.com/office/word/2018/wordml" xmlns:w16sdtdh="http://schemas.microsoft.com/office/word/2020/wordml/sdtdatahash" xmlns:w16se="http://schemas.microsoft.com/office/word/2015/wordml/symex" xmlns:wpg="http://schemas.microsoft.com/office/word/2010/wordprocessingGroup" xmlns:wpi="http://schemas.microsoft.com/office/word/2010/wordprocessingInk" xmlns:wne="http://schemas.microsoft.com/office/word/2006/wordml" xmlns:wps="http://schemas.microsoft.com/office/word/2010/wordprocessingShape" mc:Ignorable="w14 w15 w16se w16cid w16 w16cex w16sdtdh wp14">
+<w:endnotes xmlns:wpc="http://schemas.microsoft.com/office/word/2010/wordprocessingCanvas" xmlns:cx="http://schemas.microsoft.com/office/drawing/2014/chartex" xmlns:cx1="http://schemas.microsoft.com/office/drawing/2015/9/8/chartex" xmlns:cx2="http://schemas.microsoft.com/office/drawing/2015/10/21/chartex" xmlns:cx3="http://schemas.microsoft.com/office/drawing/2016/5/9/chartex" xmlns:cx4="http://schemas.microsoft.com/office/drawing/2016/5/10/chartex" xmlns:cx5="http://schemas.microsoft.com/office/drawing/2016/5/11/chartex" xmlns:cx6="http://schemas.microsoft.com/office/drawing/2016/5/12/chartex" xmlns:cx7="http://schemas.microsoft.com/office/drawing/2016/5/13/chartex" xmlns:cx8="http://schemas.microsoft.com/office/drawing/2016/5/14/chartex" xmlns:mc="http://schemas.openxmlformats.org/markup-compatibility/2006" xmlns:aink="http://schemas.microsoft.com/office/drawing/2016/ink" xmlns:am3d="http://schemas.microsoft.com/office/drawing/2017/model3d" xmlns:o="urn:schemas-microsoft-com:office:office" xmlns:oel="http://schemas.microsoft.com/office/2019/extlst" xmlns:r="http://schemas.openxmlformats.org/officeDocument/2006/relationships" xmlns:m="http://schemas.openxmlformats.org/officeDocument/2006/math" xmlns:v="urn:schemas-microsoft-com:vml" xmlns:wp14="http://schemas.microsoft.com/office/word/2010/wordprocessingDrawing" xmlns:wp="http://schemas.openxmlformats.org/drawingml/2006/wordprocessingDrawing" xmlns:w10="urn:schemas-microsoft-com:office:word" xmlns:w="http://schemas.openxmlformats.org/wordprocessingml/2006/main" xmlns:w14="http://schemas.microsoft.com/office/word/2010/wordml" xmlns:w15="http://schemas.microsoft.com/office/word/2012/wordml" xmlns:w16cex="http://schemas.microsoft.com/office/word/2018/wordml/cex" xmlns:w16cid="http://schemas.microsoft.com/office/word/2016/wordml/cid" xmlns:w16="http://schemas.microsoft.com/office/word/2018/wordml" xmlns:w16du="http://schemas.microsoft.com/office/word/2023/wordml/word16du" xmlns:w16sdtdh="http://schemas.microsoft.com/office/word/2020/wordml/sdtdatahash" xmlns:w16sdtfl="http://schemas.microsoft.com/office/word/2024/wordml/sdtformatlock" xmlns:w16se="http://schemas.microsoft.com/office/word/2015/wordml/symex" xmlns:wpg="http://schemas.microsoft.com/office/word/2010/wordprocessingGroup" xmlns:wpi="http://schemas.microsoft.com/office/word/2010/wordprocessingInk" xmlns:wne="http://schemas.microsoft.com/office/word/2006/wordml" xmlns:wps="http://schemas.microsoft.com/office/word/2010/wordprocessingShape" mc:Ignorable="w14 w15 w16se w16cid w16 w16cex w16sdtdh w16sdtfl w16du wp14">
   <w:endnote w:type="separator" w:id="-1">
     <w:p>
       <w:pPr>
@@ -706,7 +730,7 @@
 </file>
 
 <file path=word/footer1.xml><?xml version="1.0" encoding="utf-8"?>
-<w:ftr xmlns:wpc="http://schemas.microsoft.com/office/word/2010/wordprocessingCanvas" xmlns:cx="http://schemas.microsoft.com/office/drawing/2014/chartex" xmlns:cx1="http://schemas.microsoft.com/office/drawing/2015/9/8/chartex" xmlns:cx2="http://schemas.microsoft.com/office/drawing/2015/10/21/chartex" xmlns:cx3="http://schemas.microsoft.com/office/drawing/2016/5/9/chartex" xmlns:cx4="http://schemas.microsoft.com/office/drawing/2016/5/10/chartex" xmlns:cx5="http://schemas.microsoft.com/office/drawing/2016/5/11/chartex" xmlns:cx6="http://schemas.microsoft.com/office/drawing/2016/5/12/chartex" xmlns:cx7="http://schemas.microsoft.com/office/drawing/2016/5/13/chartex" xmlns:cx8="http://schemas.microsoft.com/office/drawing/2016/5/14/chartex" xmlns:mc="http://schemas.openxmlformats.org/markup-compatibility/2006" xmlns:aink="http://schemas.microsoft.com/office/drawing/2016/ink" xmlns:am3d="http://schemas.microsoft.com/office/drawing/2017/model3d" xmlns:o="urn:schemas-microsoft-com:office:office" xmlns:oel="http://schemas.microsoft.com/office/2019/extlst" xmlns:r="http://schemas.openxmlformats.org/officeDocument/2006/relationships" xmlns:m="http://schemas.openxmlformats.org/officeDocument/2006/math" xmlns:v="urn:schemas-microsoft-com:vml" xmlns:wp14="http://schemas.microsoft.com/office/word/2010/wordprocessingDrawing" xmlns:wp="http://schemas.openxmlformats.org/drawingml/2006/wordprocessingDrawing" xmlns:w10="urn:schemas-microsoft-com:office:word" xmlns:w="http://schemas.openxmlformats.org/wordprocessingml/2006/main" xmlns:w14="http://schemas.microsoft.com/office/word/2010/wordml" xmlns:w15="http://schemas.microsoft.com/office/word/2012/wordml" xmlns:w16cex="http://schemas.microsoft.com/office/word/2018/wordml/cex" xmlns:w16cid="http://schemas.microsoft.com/office/word/2016/wordml/cid" xmlns:w16="http://schemas.microsoft.com/office/word/2018/wordml" xmlns:w16sdtdh="http://schemas.microsoft.com/office/word/2020/wordml/sdtdatahash" xmlns:w16se="http://schemas.microsoft.com/office/word/2015/wordml/symex" xmlns:wpg="http://schemas.microsoft.com/office/word/2010/wordprocessingGroup" xmlns:wpi="http://schemas.microsoft.com/office/word/2010/wordprocessingInk" xmlns:wne="http://schemas.microsoft.com/office/word/2006/wordml" xmlns:wps="http://schemas.microsoft.com/office/word/2010/wordprocessingShape" mc:Ignorable="w14 w15 w16se w16cid w16 w16cex w16sdtdh wp14">
+<w:ftr xmlns:wpc="http://schemas.microsoft.com/office/word/2010/wordprocessingCanvas" xmlns:cx="http://schemas.microsoft.com/office/drawing/2014/chartex" xmlns:cx1="http://schemas.microsoft.com/office/drawing/2015/9/8/chartex" xmlns:cx2="http://schemas.microsoft.com/office/drawing/2015/10/21/chartex" xmlns:cx3="http://schemas.microsoft.com/office/drawing/2016/5/9/chartex" xmlns:cx4="http://schemas.microsoft.com/office/drawing/2016/5/10/chartex" xmlns:cx5="http://schemas.microsoft.com/office/drawing/2016/5/11/chartex" xmlns:cx6="http://schemas.microsoft.com/office/drawing/2016/5/12/chartex" xmlns:cx7="http://schemas.microsoft.com/office/drawing/2016/5/13/chartex" xmlns:cx8="http://schemas.microsoft.com/office/drawing/2016/5/14/chartex" xmlns:mc="http://schemas.openxmlformats.org/markup-compatibility/2006" xmlns:aink="http://schemas.microsoft.com/office/drawing/2016/ink" xmlns:am3d="http://schemas.microsoft.com/office/drawing/2017/model3d" xmlns:o="urn:schemas-microsoft-com:office:office" xmlns:oel="http://schemas.microsoft.com/office/2019/extlst" xmlns:r="http://schemas.openxmlformats.org/officeDocument/2006/relationships" xmlns:m="http://schemas.openxmlformats.org/officeDocument/2006/math" xmlns:v="urn:schemas-microsoft-com:vml" xmlns:wp14="http://schemas.microsoft.com/office/word/2010/wordprocessingDrawing" xmlns:wp="http://schemas.openxmlformats.org/drawingml/2006/wordprocessingDrawing" xmlns:w10="urn:schemas-microsoft-com:office:word" xmlns:w="http://schemas.openxmlformats.org/wordprocessingml/2006/main" xmlns:w14="http://schemas.microsoft.com/office/word/2010/wordml" xmlns:w15="http://schemas.microsoft.com/office/word/2012/wordml" xmlns:w16cex="http://schemas.microsoft.com/office/word/2018/wordml/cex" xmlns:w16cid="http://schemas.microsoft.com/office/word/2016/wordml/cid" xmlns:w16="http://schemas.microsoft.com/office/word/2018/wordml" xmlns:w16du="http://schemas.microsoft.com/office/word/2023/wordml/word16du" xmlns:w16sdtdh="http://schemas.microsoft.com/office/word/2020/wordml/sdtdatahash" xmlns:w16sdtfl="http://schemas.microsoft.com/office/word/2024/wordml/sdtformatlock" xmlns:w16se="http://schemas.microsoft.com/office/word/2015/wordml/symex" xmlns:wpg="http://schemas.microsoft.com/office/word/2010/wordprocessingGroup" xmlns:wpi="http://schemas.microsoft.com/office/word/2010/wordprocessingInk" xmlns:wne="http://schemas.microsoft.com/office/word/2006/wordml" xmlns:wps="http://schemas.microsoft.com/office/word/2010/wordprocessingShape" mc:Ignorable="w14 w15 w16se w16cid w16 w16cex w16sdtdh w16sdtfl w16du wp14">
   <w:p>
     <w:pPr>
       <w:pStyle w:val="Footer"/>
@@ -716,7 +740,7 @@
 </file>
 
 <file path=word/footer2.xml><?xml version="1.0" encoding="utf-8"?>
-<w:ftr xmlns:wpc="http://schemas.microsoft.com/office/word/2010/wordprocessingCanvas" xmlns:cx="http://schemas.microsoft.com/office/drawing/2014/chartex" xmlns:cx1="http://schemas.microsoft.com/office/drawing/2015/9/8/chartex" xmlns:cx2="http://schemas.microsoft.com/office/drawing/2015/10/21/chartex" xmlns:cx3="http://schemas.microsoft.com/office/drawing/2016/5/9/chartex" xmlns:cx4="http://schemas.microsoft.com/office/drawing/2016/5/10/chartex" xmlns:cx5="http://schemas.microsoft.com/office/drawing/2016/5/11/chartex" xmlns:cx6="http://schemas.microsoft.com/office/drawing/2016/5/12/chartex" xmlns:cx7="http://schemas.microsoft.com/office/drawing/2016/5/13/chartex" xmlns:cx8="http://schemas.microsoft.com/office/drawing/2016/5/14/chartex" xmlns:mc="http://schemas.openxmlformats.org/markup-compatibility/2006" xmlns:aink="http://schemas.microsoft.com/office/drawing/2016/ink" xmlns:am3d="http://schemas.microsoft.com/office/drawing/2017/model3d" xmlns:o="urn:schemas-microsoft-com:office:office" xmlns:oel="http://schemas.microsoft.com/office/2019/extlst" xmlns:r="http://schemas.openxmlformats.org/officeDocument/2006/relationships" xmlns:m="http://schemas.openxmlformats.org/officeDocument/2006/math" xmlns:v="urn:schemas-microsoft-com:vml" xmlns:wp14="http://schemas.microsoft.com/office/word/2010/wordprocessingDrawing" xmlns:wp="http://schemas.openxmlformats.org/drawingml/2006/wordprocessingDrawing" xmlns:w10="urn:schemas-microsoft-com:office:word" xmlns:w="http://schemas.openxmlformats.org/wordprocessingml/2006/main" xmlns:w14="http://schemas.microsoft.com/office/word/2010/wordml" xmlns:w15="http://schemas.microsoft.com/office/word/2012/wordml" xmlns:w16cex="http://schemas.microsoft.com/office/word/2018/wordml/cex" xmlns:w16cid="http://schemas.microsoft.com/office/word/2016/wordml/cid" xmlns:w16="http://schemas.microsoft.com/office/word/2018/wordml" xmlns:w16sdtdh="http://schemas.microsoft.com/office/word/2020/wordml/sdtdatahash" xmlns:w16se="http://schemas.microsoft.com/office/word/2015/wordml/symex" xmlns:wpg="http://schemas.microsoft.com/office/word/2010/wordprocessingGroup" xmlns:wpi="http://schemas.microsoft.com/office/word/2010/wordprocessingInk" xmlns:wne="http://schemas.microsoft.com/office/word/2006/wordml" xmlns:wps="http://schemas.microsoft.com/office/word/2010/wordprocessingShape" mc:Ignorable="w14 w15 w16se w16cid w16 w16cex w16sdtdh wp14">
+<w:ftr xmlns:wpc="http://schemas.microsoft.com/office/word/2010/wordprocessingCanvas" xmlns:cx="http://schemas.microsoft.com/office/drawing/2014/chartex" xmlns:cx1="http://schemas.microsoft.com/office/drawing/2015/9/8/chartex" xmlns:cx2="http://schemas.microsoft.com/office/drawing/2015/10/21/chartex" xmlns:cx3="http://schemas.microsoft.com/office/drawing/2016/5/9/chartex" xmlns:cx4="http://schemas.microsoft.com/office/drawing/2016/5/10/chartex" xmlns:cx5="http://schemas.microsoft.com/office/drawing/2016/5/11/chartex" xmlns:cx6="http://schemas.microsoft.com/office/drawing/2016/5/12/chartex" xmlns:cx7="http://schemas.microsoft.com/office/drawing/2016/5/13/chartex" xmlns:cx8="http://schemas.microsoft.com/office/drawing/2016/5/14/chartex" xmlns:mc="http://schemas.openxmlformats.org/markup-compatibility/2006" xmlns:aink="http://schemas.microsoft.com/office/drawing/2016/ink" xmlns:am3d="http://schemas.microsoft.com/office/drawing/2017/model3d" xmlns:o="urn:schemas-microsoft-com:office:office" xmlns:oel="http://schemas.microsoft.com/office/2019/extlst" xmlns:r="http://schemas.openxmlformats.org/officeDocument/2006/relationships" xmlns:m="http://schemas.openxmlformats.org/officeDocument/2006/math" xmlns:v="urn:schemas-microsoft-com:vml" xmlns:wp14="http://schemas.microsoft.com/office/word/2010/wordprocessingDrawing" xmlns:wp="http://schemas.openxmlformats.org/drawingml/2006/wordprocessingDrawing" xmlns:w10="urn:schemas-microsoft-com:office:word" xmlns:w="http://schemas.openxmlformats.org/wordprocessingml/2006/main" xmlns:w14="http://schemas.microsoft.com/office/word/2010/wordml" xmlns:w15="http://schemas.microsoft.com/office/word/2012/wordml" xmlns:w16cex="http://schemas.microsoft.com/office/word/2018/wordml/cex" xmlns:w16cid="http://schemas.microsoft.com/office/word/2016/wordml/cid" xmlns:w16="http://schemas.microsoft.com/office/word/2018/wordml" xmlns:w16du="http://schemas.microsoft.com/office/word/2023/wordml/word16du" xmlns:w16sdtdh="http://schemas.microsoft.com/office/word/2020/wordml/sdtdatahash" xmlns:w16sdtfl="http://schemas.microsoft.com/office/word/2024/wordml/sdtformatlock" xmlns:w16se="http://schemas.microsoft.com/office/word/2015/wordml/symex" xmlns:wpg="http://schemas.microsoft.com/office/word/2010/wordprocessingGroup" xmlns:wpi="http://schemas.microsoft.com/office/word/2010/wordprocessingInk" xmlns:wne="http://schemas.microsoft.com/office/word/2006/wordml" xmlns:wps="http://schemas.microsoft.com/office/word/2010/wordprocessingShape" mc:Ignorable="w14 w15 w16se w16cid w16 w16cex w16sdtdh w16sdtfl w16du wp14">
   <w:p>
     <w:pPr>
       <w:pStyle w:val="Footer"/>
@@ -726,7 +750,7 @@
 </file>
 
 <file path=word/footer3.xml><?xml version="1.0" encoding="utf-8"?>
-<w:ftr xmlns:wpc="http://schemas.microsoft.com/office/word/2010/wordprocessingCanvas" xmlns:cx="http://schemas.microsoft.com/office/drawing/2014/chartex" xmlns:cx1="http://schemas.microsoft.com/office/drawing/2015/9/8/chartex" xmlns:cx2="http://schemas.microsoft.com/office/drawing/2015/10/21/chartex" xmlns:cx3="http://schemas.microsoft.com/office/drawing/2016/5/9/chartex" xmlns:cx4="http://schemas.microsoft.com/office/drawing/2016/5/10/chartex" xmlns:cx5="http://schemas.microsoft.com/office/drawing/2016/5/11/chartex" xmlns:cx6="http://schemas.microsoft.com/office/drawing/2016/5/12/chartex" xmlns:cx7="http://schemas.microsoft.com/office/drawing/2016/5/13/chartex" xmlns:cx8="http://schemas.microsoft.com/office/drawing/2016/5/14/chartex" xmlns:mc="http://schemas.openxmlformats.org/markup-compatibility/2006" xmlns:aink="http://schemas.microsoft.com/office/drawing/2016/ink" xmlns:am3d="http://schemas.microsoft.com/office/drawing/2017/model3d" xmlns:o="urn:schemas-microsoft-com:office:office" xmlns:oel="http://schemas.microsoft.com/office/2019/extlst" xmlns:r="http://schemas.openxmlformats.org/officeDocument/2006/relationships" xmlns:m="http://schemas.openxmlformats.org/officeDocument/2006/math" xmlns:v="urn:schemas-microsoft-com:vml" xmlns:wp14="http://schemas.microsoft.com/office/word/2010/wordprocessingDrawing" xmlns:wp="http://schemas.openxmlformats.org/drawingml/2006/wordprocessingDrawing" xmlns:w10="urn:schemas-microsoft-com:office:word" xmlns:w="http://schemas.openxmlformats.org/wordprocessingml/2006/main" xmlns:w14="http://schemas.microsoft.com/office/word/2010/wordml" xmlns:w15="http://schemas.microsoft.com/office/word/2012/wordml" xmlns:w16cex="http://schemas.microsoft.com/office/word/2018/wordml/cex" xmlns:w16cid="http://schemas.microsoft.com/office/word/2016/wordml/cid" xmlns:w16="http://schemas.microsoft.com/office/word/2018/wordml" xmlns:w16sdtdh="http://schemas.microsoft.com/office/word/2020/wordml/sdtdatahash" xmlns:w16se="http://schemas.microsoft.com/office/word/2015/wordml/symex" xmlns:wpg="http://schemas.microsoft.com/office/word/2010/wordprocessingGroup" xmlns:wpi="http://schemas.microsoft.com/office/word/2010/wordprocessingInk" xmlns:wne="http://schemas.microsoft.com/office/word/2006/wordml" xmlns:wps="http://schemas.microsoft.com/office/word/2010/wordprocessingShape" mc:Ignorable="w14 w15 w16se w16cid w16 w16cex w16sdtdh wp14">
+<w:ftr xmlns:wpc="http://schemas.microsoft.com/office/word/2010/wordprocessingCanvas" xmlns:cx="http://schemas.microsoft.com/office/drawing/2014/chartex" xmlns:cx1="http://schemas.microsoft.com/office/drawing/2015/9/8/chartex" xmlns:cx2="http://schemas.microsoft.com/office/drawing/2015/10/21/chartex" xmlns:cx3="http://schemas.microsoft.com/office/drawing/2016/5/9/chartex" xmlns:cx4="http://schemas.microsoft.com/office/drawing/2016/5/10/chartex" xmlns:cx5="http://schemas.microsoft.com/office/drawing/2016/5/11/chartex" xmlns:cx6="http://schemas.microsoft.com/office/drawing/2016/5/12/chartex" xmlns:cx7="http://schemas.microsoft.com/office/drawing/2016/5/13/chartex" xmlns:cx8="http://schemas.microsoft.com/office/drawing/2016/5/14/chartex" xmlns:mc="http://schemas.openxmlformats.org/markup-compatibility/2006" xmlns:aink="http://schemas.microsoft.com/office/drawing/2016/ink" xmlns:am3d="http://schemas.microsoft.com/office/drawing/2017/model3d" xmlns:o="urn:schemas-microsoft-com:office:office" xmlns:oel="http://schemas.microsoft.com/office/2019/extlst" xmlns:r="http://schemas.openxmlformats.org/officeDocument/2006/relationships" xmlns:m="http://schemas.openxmlformats.org/officeDocument/2006/math" xmlns:v="urn:schemas-microsoft-com:vml" xmlns:wp14="http://schemas.microsoft.com/office/word/2010/wordprocessingDrawing" xmlns:wp="http://schemas.openxmlformats.org/drawingml/2006/wordprocessingDrawing" xmlns:w10="urn:schemas-microsoft-com:office:word" xmlns:w="http://schemas.openxmlformats.org/wordprocessingml/2006/main" xmlns:w14="http://schemas.microsoft.com/office/word/2010/wordml" xmlns:w15="http://schemas.microsoft.com/office/word/2012/wordml" xmlns:w16cex="http://schemas.microsoft.com/office/word/2018/wordml/cex" xmlns:w16cid="http://schemas.microsoft.com/office/word/2016/wordml/cid" xmlns:w16="http://schemas.microsoft.com/office/word/2018/wordml" xmlns:w16du="http://schemas.microsoft.com/office/word/2023/wordml/word16du" xmlns:w16sdtdh="http://schemas.microsoft.com/office/word/2020/wordml/sdtdatahash" xmlns:w16sdtfl="http://schemas.microsoft.com/office/word/2024/wordml/sdtformatlock" xmlns:w16se="http://schemas.microsoft.com/office/word/2015/wordml/symex" xmlns:wpg="http://schemas.microsoft.com/office/word/2010/wordprocessingGroup" xmlns:wpi="http://schemas.microsoft.com/office/word/2010/wordprocessingInk" xmlns:wne="http://schemas.microsoft.com/office/word/2006/wordml" xmlns:wps="http://schemas.microsoft.com/office/word/2010/wordprocessingShape" mc:Ignorable="w14 w15 w16se w16cid w16 w16cex w16sdtdh w16sdtfl w16du wp14">
   <w:p>
     <w:pPr>
       <w:pStyle w:val="Footer"/>
@@ -736,7 +760,7 @@
 </file>
 
 <file path=word/footnotes.xml><?xml version="1.0" encoding="utf-8"?>
-<w:footnotes xmlns:wpc="http://schemas.microsoft.com/office/word/2010/wordprocessingCanvas" xmlns:cx="http://schemas.microsoft.com/office/drawing/2014/chartex" xmlns:cx1="http://schemas.microsoft.com/office/drawing/2015/9/8/chartex" xmlns:cx2="http://schemas.microsoft.com/office/drawing/2015/10/21/chartex" xmlns:cx3="http://schemas.microsoft.com/office/drawing/2016/5/9/chartex" xmlns:cx4="http://schemas.microsoft.com/office/drawing/2016/5/10/chartex" xmlns:cx5="http://schemas.microsoft.com/office/drawing/2016/5/11/chartex" xmlns:cx6="http://schemas.microsoft.com/office/drawing/2016/5/12/chartex" xmlns:cx7="http://schemas.microsoft.com/office/drawing/2016/5/13/chartex" xmlns:cx8="http://schemas.microsoft.com/office/drawing/2016/5/14/chartex" xmlns:mc="http://schemas.openxmlformats.org/markup-compatibility/2006" xmlns:aink="http://schemas.microsoft.com/office/drawing/2016/ink" xmlns:am3d="http://schemas.microsoft.com/office/drawing/2017/model3d" xmlns:o="urn:schemas-microsoft-com:office:office" xmlns:oel="http://schemas.microsoft.com/office/2019/extlst" xmlns:r="http://schemas.openxmlformats.org/officeDocument/2006/relationships" xmlns:m="http://schemas.openxmlformats.org/officeDocument/2006/math" xmlns:v="urn:schemas-microsoft-com:vml" xmlns:wp14="http://schemas.microsoft.com/office/word/2010/wordprocessingDrawing" xmlns:wp="http://schemas.openxmlformats.org/drawingml/2006/wordprocessingDrawing" xmlns:w10="urn:schemas-microsoft-com:office:word" xmlns:w="http://schemas.openxmlformats.org/wordprocessingml/2006/main" xmlns:w14="http://schemas.microsoft.com/office/word/2010/wordml" xmlns:w15="http://schemas.microsoft.com/office/word/2012/wordml" xmlns:w16cex="http://schemas.microsoft.com/office/word/2018/wordml/cex" xmlns:w16cid="http://schemas.microsoft.com/office/word/2016/wordml/cid" xmlns:w16="http://schemas.microsoft.com/office/word/2018/wordml" xmlns:w16sdtdh="http://schemas.microsoft.com/office/word/2020/wordml/sdtdatahash" xmlns:w16se="http://schemas.microsoft.com/office/word/2015/wordml/symex" xmlns:wpg="http://schemas.microsoft.com/office/word/2010/wordprocessingGroup" xmlns:wpi="http://schemas.microsoft.com/office/word/2010/wordprocessingInk" xmlns:wne="http://schemas.microsoft.com/office/word/2006/wordml" xmlns:wps="http://schemas.microsoft.com/office/word/2010/wordprocessingShape" mc:Ignorable="w14 w15 w16se w16cid w16 w16cex w16sdtdh wp14">
+<w:footnotes xmlns:wpc="http://schemas.microsoft.com/office/word/2010/wordprocessingCanvas" xmlns:cx="http://schemas.microsoft.com/office/drawing/2014/chartex" xmlns:cx1="http://schemas.microsoft.com/office/drawing/2015/9/8/chartex" xmlns:cx2="http://schemas.microsoft.com/office/drawing/2015/10/21/chartex" xmlns:cx3="http://schemas.microsoft.com/office/drawing/2016/5/9/chartex" xmlns:cx4="http://schemas.microsoft.com/office/drawing/2016/5/10/chartex" xmlns:cx5="http://schemas.microsoft.com/office/drawing/2016/5/11/chartex" xmlns:cx6="http://schemas.microsoft.com/office/drawing/2016/5/12/chartex" xmlns:cx7="http://schemas.microsoft.com/office/drawing/2016/5/13/chartex" xmlns:cx8="http://schemas.microsoft.com/office/drawing/2016/5/14/chartex" xmlns:mc="http://schemas.openxmlformats.org/markup-compatibility/2006" xmlns:aink="http://schemas.microsoft.com/office/drawing/2016/ink" xmlns:am3d="http://schemas.microsoft.com/office/drawing/2017/model3d" xmlns:o="urn:schemas-microsoft-com:office:office" xmlns:oel="http://schemas.microsoft.com/office/2019/extlst" xmlns:r="http://schemas.openxmlformats.org/officeDocument/2006/relationships" xmlns:m="http://schemas.openxmlformats.org/officeDocument/2006/math" xmlns:v="urn:schemas-microsoft-com:vml" xmlns:wp14="http://schemas.microsoft.com/office/word/2010/wordprocessingDrawing" xmlns:wp="http://schemas.openxmlformats.org/drawingml/2006/wordprocessingDrawing" xmlns:w10="urn:schemas-microsoft-com:office:word" xmlns:w="http://schemas.openxmlformats.org/wordprocessingml/2006/main" xmlns:w14="http://schemas.microsoft.com/office/word/2010/wordml" xmlns:w15="http://schemas.microsoft.com/office/word/2012/wordml" xmlns:w16cex="http://schemas.microsoft.com/office/word/2018/wordml/cex" xmlns:w16cid="http://schemas.microsoft.com/office/word/2016/wordml/cid" xmlns:w16="http://schemas.microsoft.com/office/word/2018/wordml" xmlns:w16du="http://schemas.microsoft.com/office/word/2023/wordml/word16du" xmlns:w16sdtdh="http://schemas.microsoft.com/office/word/2020/wordml/sdtdatahash" xmlns:w16sdtfl="http://schemas.microsoft.com/office/word/2024/wordml/sdtformatlock" xmlns:w16se="http://schemas.microsoft.com/office/word/2015/wordml/symex" xmlns:wpg="http://schemas.microsoft.com/office/word/2010/wordprocessingGroup" xmlns:wpi="http://schemas.microsoft.com/office/word/2010/wordprocessingInk" xmlns:wne="http://schemas.microsoft.com/office/word/2006/wordml" xmlns:wps="http://schemas.microsoft.com/office/word/2010/wordprocessingShape" mc:Ignorable="w14 w15 w16se w16cid w16 w16cex w16sdtdh w16sdtfl w16du wp14">
   <w:footnote w:type="separator" w:id="-1">
     <w:p>
       <w:pPr>
@@ -761,7 +785,7 @@
 </file>
 
 <file path=word/header1.xml><?xml version="1.0" encoding="utf-8"?>
-<w:hdr xmlns:wpc="http://schemas.microsoft.com/office/word/2010/wordprocessingCanvas" xmlns:cx="http://schemas.microsoft.com/office/drawing/2014/chartex" xmlns:cx1="http://schemas.microsoft.com/office/drawing/2015/9/8/chartex" xmlns:cx2="http://schemas.microsoft.com/office/drawing/2015/10/21/chartex" xmlns:cx3="http://schemas.microsoft.com/office/drawing/2016/5/9/chartex" xmlns:cx4="http://schemas.microsoft.com/office/drawing/2016/5/10/chartex" xmlns:cx5="http://schemas.microsoft.com/office/drawing/2016/5/11/chartex" xmlns:cx6="http://schemas.microsoft.com/office/drawing/2016/5/12/chartex" xmlns:cx7="http://schemas.microsoft.com/office/drawing/2016/5/13/chartex" xmlns:cx8="http://schemas.microsoft.com/office/drawing/2016/5/14/chartex" xmlns:mc="http://schemas.openxmlformats.org/markup-compatibility/2006" xmlns:aink="http://schemas.microsoft.com/office/drawing/2016/ink" xmlns:am3d="http://schemas.microsoft.com/office/drawing/2017/model3d" xmlns:o="urn:schemas-microsoft-com:office:office" xmlns:oel="http://schemas.microsoft.com/office/2019/extlst" xmlns:r="http://schemas.openxmlformats.org/officeDocument/2006/relationships" xmlns:m="http://schemas.openxmlformats.org/officeDocument/2006/math" xmlns:v="urn:schemas-microsoft-com:vml" xmlns:wp14="http://schemas.microsoft.com/office/word/2010/wordprocessingDrawing" xmlns:wp="http://schemas.openxmlformats.org/drawingml/2006/wordprocessingDrawing" xmlns:w10="urn:schemas-microsoft-com:office:word" xmlns:w="http://schemas.openxmlformats.org/wordprocessingml/2006/main" xmlns:w14="http://schemas.microsoft.com/office/word/2010/wordml" xmlns:w15="http://schemas.microsoft.com/office/word/2012/wordml" xmlns:w16cex="http://schemas.microsoft.com/office/word/2018/wordml/cex" xmlns:w16cid="http://schemas.microsoft.com/office/word/2016/wordml/cid" xmlns:w16="http://schemas.microsoft.com/office/word/2018/wordml" xmlns:w16sdtdh="http://schemas.microsoft.com/office/word/2020/wordml/sdtdatahash" xmlns:w16se="http://schemas.microsoft.com/office/word/2015/wordml/symex" xmlns:wpg="http://schemas.microsoft.com/office/word/2010/wordprocessingGroup" xmlns:wpi="http://schemas.microsoft.com/office/word/2010/wordprocessingInk" xmlns:wne="http://schemas.microsoft.com/office/word/2006/wordml" xmlns:wps="http://schemas.microsoft.com/office/word/2010/wordprocessingShape" mc:Ignorable="w14 w15 w16se w16cid w16 w16cex w16sdtdh wp14">
+<w:hdr xmlns:wpc="http://schemas.microsoft.com/office/word/2010/wordprocessingCanvas" xmlns:cx="http://schemas.microsoft.com/office/drawing/2014/chartex" xmlns:cx1="http://schemas.microsoft.com/office/drawing/2015/9/8/chartex" xmlns:cx2="http://schemas.microsoft.com/office/drawing/2015/10/21/chartex" xmlns:cx3="http://schemas.microsoft.com/office/drawing/2016/5/9/chartex" xmlns:cx4="http://schemas.microsoft.com/office/drawing/2016/5/10/chartex" xmlns:cx5="http://schemas.microsoft.com/office/drawing/2016/5/11/chartex" xmlns:cx6="http://schemas.microsoft.com/office/drawing/2016/5/12/chartex" xmlns:cx7="http://schemas.microsoft.com/office/drawing/2016/5/13/chartex" xmlns:cx8="http://schemas.microsoft.com/office/drawing/2016/5/14/chartex" xmlns:mc="http://schemas.openxmlformats.org/markup-compatibility/2006" xmlns:aink="http://schemas.microsoft.com/office/drawing/2016/ink" xmlns:am3d="http://schemas.microsoft.com/office/drawing/2017/model3d" xmlns:o="urn:schemas-microsoft-com:office:office" xmlns:oel="http://schemas.microsoft.com/office/2019/extlst" xmlns:r="http://schemas.openxmlformats.org/officeDocument/2006/relationships" xmlns:m="http://schemas.openxmlformats.org/officeDocument/2006/math" xmlns:v="urn:schemas-microsoft-com:vml" xmlns:wp14="http://schemas.microsoft.com/office/word/2010/wordprocessingDrawing" xmlns:wp="http://schemas.openxmlformats.org/drawingml/2006/wordprocessingDrawing" xmlns:w10="urn:schemas-microsoft-com:office:word" xmlns:w="http://schemas.openxmlformats.org/wordprocessingml/2006/main" xmlns:w14="http://schemas.microsoft.com/office/word/2010/wordml" xmlns:w15="http://schemas.microsoft.com/office/word/2012/wordml" xmlns:w16cex="http://schemas.microsoft.com/office/word/2018/wordml/cex" xmlns:w16cid="http://schemas.microsoft.com/office/word/2016/wordml/cid" xmlns:w16="http://schemas.microsoft.com/office/word/2018/wordml" xmlns:w16du="http://schemas.microsoft.com/office/word/2023/wordml/word16du" xmlns:w16sdtdh="http://schemas.microsoft.com/office/word/2020/wordml/sdtdatahash" xmlns:w16sdtfl="http://schemas.microsoft.com/office/word/2024/wordml/sdtformatlock" xmlns:w16se="http://schemas.microsoft.com/office/word/2015/wordml/symex" xmlns:wpg="http://schemas.microsoft.com/office/word/2010/wordprocessingGroup" xmlns:wpi="http://schemas.microsoft.com/office/word/2010/wordprocessingInk" xmlns:wne="http://schemas.microsoft.com/office/word/2006/wordml" xmlns:wps="http://schemas.microsoft.com/office/word/2010/wordprocessingShape" mc:Ignorable="w14 w15 w16se w16cid w16 w16cex w16sdtdh w16sdtfl w16du wp14">
   <w:p>
     <w:pPr>
       <w:pStyle w:val="Header"/>
@@ -771,7 +795,7 @@
 </file>
 
 <file path=word/header2.xml><?xml version="1.0" encoding="utf-8"?>
-<w:hdr xmlns:wpc="http://schemas.microsoft.com/office/word/2010/wordprocessingCanvas" xmlns:cx="http://schemas.microsoft.com/office/drawing/2014/chartex" xmlns:cx1="http://schemas.microsoft.com/office/drawing/2015/9/8/chartex" xmlns:cx2="http://schemas.microsoft.com/office/drawing/2015/10/21/chartex" xmlns:cx3="http://schemas.microsoft.com/office/drawing/2016/5/9/chartex" xmlns:cx4="http://schemas.microsoft.com/office/drawing/2016/5/10/chartex" xmlns:cx5="http://schemas.microsoft.com/office/drawing/2016/5/11/chartex" xmlns:cx6="http://schemas.microsoft.com/office/drawing/2016/5/12/chartex" xmlns:cx7="http://schemas.microsoft.com/office/drawing/2016/5/13/chartex" xmlns:cx8="http://schemas.microsoft.com/office/drawing/2016/5/14/chartex" xmlns:mc="http://schemas.openxmlformats.org/markup-compatibility/2006" xmlns:aink="http://schemas.microsoft.com/office/drawing/2016/ink" xmlns:am3d="http://schemas.microsoft.com/office/drawing/2017/model3d" xmlns:o="urn:schemas-microsoft-com:office:office" xmlns:oel="http://schemas.microsoft.com/office/2019/extlst" xmlns:r="http://schemas.openxmlformats.org/officeDocument/2006/relationships" xmlns:m="http://schemas.openxmlformats.org/officeDocument/2006/math" xmlns:v="urn:schemas-microsoft-com:vml" xmlns:wp14="http://schemas.microsoft.com/office/word/2010/wordprocessingDrawing" xmlns:wp="http://schemas.openxmlformats.org/drawingml/2006/wordprocessingDrawing" xmlns:w10="urn:schemas-microsoft-com:office:word" xmlns:w="http://schemas.openxmlformats.org/wordprocessingml/2006/main" xmlns:w14="http://schemas.microsoft.com/office/word/2010/wordml" xmlns:w15="http://schemas.microsoft.com/office/word/2012/wordml" xmlns:w16cex="http://schemas.microsoft.com/office/word/2018/wordml/cex" xmlns:w16cid="http://schemas.microsoft.com/office/word/2016/wordml/cid" xmlns:w16="http://schemas.microsoft.com/office/word/2018/wordml" xmlns:w16sdtdh="http://schemas.microsoft.com/office/word/2020/wordml/sdtdatahash" xmlns:w16se="http://schemas.microsoft.com/office/word/2015/wordml/symex" xmlns:wpg="http://schemas.microsoft.com/office/word/2010/wordprocessingGroup" xmlns:wpi="http://schemas.microsoft.com/office/word/2010/wordprocessingInk" xmlns:wne="http://schemas.microsoft.com/office/word/2006/wordml" xmlns:wps="http://schemas.microsoft.com/office/word/2010/wordprocessingShape" mc:Ignorable="w14 w15 w16se w16cid w16 w16cex w16sdtdh wp14">
+<w:hdr xmlns:wpc="http://schemas.microsoft.com/office/word/2010/wordprocessingCanvas" xmlns:cx="http://schemas.microsoft.com/office/drawing/2014/chartex" xmlns:cx1="http://schemas.microsoft.com/office/drawing/2015/9/8/chartex" xmlns:cx2="http://schemas.microsoft.com/office/drawing/2015/10/21/chartex" xmlns:cx3="http://schemas.microsoft.com/office/drawing/2016/5/9/chartex" xmlns:cx4="http://schemas.microsoft.com/office/drawing/2016/5/10/chartex" xmlns:cx5="http://schemas.microsoft.com/office/drawing/2016/5/11/chartex" xmlns:cx6="http://schemas.microsoft.com/office/drawing/2016/5/12/chartex" xmlns:cx7="http://schemas.microsoft.com/office/drawing/2016/5/13/chartex" xmlns:cx8="http://schemas.microsoft.com/office/drawing/2016/5/14/chartex" xmlns:mc="http://schemas.openxmlformats.org/markup-compatibility/2006" xmlns:aink="http://schemas.microsoft.com/office/drawing/2016/ink" xmlns:am3d="http://schemas.microsoft.com/office/drawing/2017/model3d" xmlns:o="urn:schemas-microsoft-com:office:office" xmlns:oel="http://schemas.microsoft.com/office/2019/extlst" xmlns:r="http://schemas.openxmlformats.org/officeDocument/2006/relationships" xmlns:m="http://schemas.openxmlformats.org/officeDocument/2006/math" xmlns:v="urn:schemas-microsoft-com:vml" xmlns:wp14="http://schemas.microsoft.com/office/word/2010/wordprocessingDrawing" xmlns:wp="http://schemas.openxmlformats.org/drawingml/2006/wordprocessingDrawing" xmlns:w10="urn:schemas-microsoft-com:office:word" xmlns:w="http://schemas.openxmlformats.org/wordprocessingml/2006/main" xmlns:w14="http://schemas.microsoft.com/office/word/2010/wordml" xmlns:w15="http://schemas.microsoft.com/office/word/2012/wordml" xmlns:w16cex="http://schemas.microsoft.com/office/word/2018/wordml/cex" xmlns:w16cid="http://schemas.microsoft.com/office/word/2016/wordml/cid" xmlns:w16="http://schemas.microsoft.com/office/word/2018/wordml" xmlns:w16du="http://schemas.microsoft.com/office/word/2023/wordml/word16du" xmlns:w16sdtdh="http://schemas.microsoft.com/office/word/2020/wordml/sdtdatahash" xmlns:w16sdtfl="http://schemas.microsoft.com/office/word/2024/wordml/sdtformatlock" xmlns:w16se="http://schemas.microsoft.com/office/word/2015/wordml/symex" xmlns:wpg="http://schemas.microsoft.com/office/word/2010/wordprocessingGroup" xmlns:wpi="http://schemas.microsoft.com/office/word/2010/wordprocessingInk" xmlns:wne="http://schemas.microsoft.com/office/word/2006/wordml" xmlns:wps="http://schemas.microsoft.com/office/word/2010/wordprocessingShape" mc:Ignorable="w14 w15 w16se w16cid w16 w16cex w16sdtdh w16sdtfl w16du wp14">
   <w:p>
     <w:pPr>
       <w:pStyle w:val="Header"/>
@@ -782,7 +806,7 @@
 </file>
 
 <file path=word/header3.xml><?xml version="1.0" encoding="utf-8"?>
-<w:hdr xmlns:wpc="http://schemas.microsoft.com/office/word/2010/wordprocessingCanvas" xmlns:cx="http://schemas.microsoft.com/office/drawing/2014/chartex" xmlns:cx1="http://schemas.microsoft.com/office/drawing/2015/9/8/chartex" xmlns:cx2="http://schemas.microsoft.com/office/drawing/2015/10/21/chartex" xmlns:cx3="http://schemas.microsoft.com/office/drawing/2016/5/9/chartex" xmlns:cx4="http://schemas.microsoft.com/office/drawing/2016/5/10/chartex" xmlns:cx5="http://schemas.microsoft.com/office/drawing/2016/5/11/chartex" xmlns:cx6="http://schemas.microsoft.com/office/drawing/2016/5/12/chartex" xmlns:cx7="http://schemas.microsoft.com/office/drawing/2016/5/13/chartex" xmlns:cx8="http://schemas.microsoft.com/office/drawing/2016/5/14/chartex" xmlns:mc="http://schemas.openxmlformats.org/markup-compatibility/2006" xmlns:aink="http://schemas.microsoft.com/office/drawing/2016/ink" xmlns:am3d="http://schemas.microsoft.com/office/drawing/2017/model3d" xmlns:o="urn:schemas-microsoft-com:office:office" xmlns:oel="http://schemas.microsoft.com/office/2019/extlst" xmlns:r="http://schemas.openxmlformats.org/officeDocument/2006/relationships" xmlns:m="http://schemas.openxmlformats.org/officeDocument/2006/math" xmlns:v="urn:schemas-microsoft-com:vml" xmlns:wp14="http://schemas.microsoft.com/office/word/2010/wordprocessingDrawing" xmlns:wp="http://schemas.openxmlformats.org/drawingml/2006/wordprocessingDrawing" xmlns:w10="urn:schemas-microsoft-com:office:word" xmlns:w="http://schemas.openxmlformats.org/wordprocessingml/2006/main" xmlns:w14="http://schemas.microsoft.com/office/word/2010/wordml" xmlns:w15="http://schemas.microsoft.com/office/word/2012/wordml" xmlns:w16cex="http://schemas.microsoft.com/office/word/2018/wordml/cex" xmlns:w16cid="http://schemas.microsoft.com/office/word/2016/wordml/cid" xmlns:w16="http://schemas.microsoft.com/office/word/2018/wordml" xmlns:w16sdtdh="http://schemas.microsoft.com/office/word/2020/wordml/sdtdatahash" xmlns:w16se="http://schemas.microsoft.com/office/word/2015/wordml/symex" xmlns:wpg="http://schemas.microsoft.com/office/word/2010/wordprocessingGroup" xmlns:wpi="http://schemas.microsoft.com/office/word/2010/wordprocessingInk" xmlns:wne="http://schemas.microsoft.com/office/word/2006/wordml" xmlns:wps="http://schemas.microsoft.com/office/word/2010/wordprocessingShape" mc:Ignorable="w14 w15 w16se w16cid w16 w16cex w16sdtdh wp14">
+<w:hdr xmlns:wpc="http://schemas.microsoft.com/office/word/2010/wordprocessingCanvas" xmlns:cx="http://schemas.microsoft.com/office/drawing/2014/chartex" xmlns:cx1="http://schemas.microsoft.com/office/drawing/2015/9/8/chartex" xmlns:cx2="http://schemas.microsoft.com/office/drawing/2015/10/21/chartex" xmlns:cx3="http://schemas.microsoft.com/office/drawing/2016/5/9/chartex" xmlns:cx4="http://schemas.microsoft.com/office/drawing/2016/5/10/chartex" xmlns:cx5="http://schemas.microsoft.com/office/drawing/2016/5/11/chartex" xmlns:cx6="http://schemas.microsoft.com/office/drawing/2016/5/12/chartex" xmlns:cx7="http://schemas.microsoft.com/office/drawing/2016/5/13/chartex" xmlns:cx8="http://schemas.microsoft.com/office/drawing/2016/5/14/chartex" xmlns:mc="http://schemas.openxmlformats.org/markup-compatibility/2006" xmlns:aink="http://schemas.microsoft.com/office/drawing/2016/ink" xmlns:am3d="http://schemas.microsoft.com/office/drawing/2017/model3d" xmlns:o="urn:schemas-microsoft-com:office:office" xmlns:oel="http://schemas.microsoft.com/office/2019/extlst" xmlns:r="http://schemas.openxmlformats.org/officeDocument/2006/relationships" xmlns:m="http://schemas.openxmlformats.org/officeDocument/2006/math" xmlns:v="urn:schemas-microsoft-com:vml" xmlns:wp14="http://schemas.microsoft.com/office/word/2010/wordprocessingDrawing" xmlns:wp="http://schemas.openxmlformats.org/drawingml/2006/wordprocessingDrawing" xmlns:w10="urn:schemas-microsoft-com:office:word" xmlns:w="http://schemas.openxmlformats.org/wordprocessingml/2006/main" xmlns:w14="http://schemas.microsoft.com/office/word/2010/wordml" xmlns:w15="http://schemas.microsoft.com/office/word/2012/wordml" xmlns:w16cex="http://schemas.microsoft.com/office/word/2018/wordml/cex" xmlns:w16cid="http://schemas.microsoft.com/office/word/2016/wordml/cid" xmlns:w16="http://schemas.microsoft.com/office/word/2018/wordml" xmlns:w16du="http://schemas.microsoft.com/office/word/2023/wordml/word16du" xmlns:w16sdtdh="http://schemas.microsoft.com/office/word/2020/wordml/sdtdatahash" xmlns:w16sdtfl="http://schemas.microsoft.com/office/word/2024/wordml/sdtformatlock" xmlns:w16se="http://schemas.microsoft.com/office/word/2015/wordml/symex" xmlns:wpg="http://schemas.microsoft.com/office/word/2010/wordprocessingGroup" xmlns:wpi="http://schemas.microsoft.com/office/word/2010/wordprocessingInk" xmlns:wne="http://schemas.microsoft.com/office/word/2006/wordml" xmlns:wps="http://schemas.microsoft.com/office/word/2010/wordprocessingShape" mc:Ignorable="w14 w15 w16se w16cid w16 w16cex w16sdtdh w16sdtfl w16du wp14">
   <w:p>
     <w:pPr>
       <w:pStyle w:val="Header"/>
@@ -791,7 +815,7 @@
     <w:r>
       <w:tab/>
       <w:tab/>
-      <w:t>2026-06-17</w:t>
+      <w:t>2026-06-18</w:t>
       <w:br/>
       <w:br/>
     </w:r>
@@ -808,7 +832,7 @@
 </file>
 
 <file path=word/numbering.xml><?xml version="1.0" encoding="utf-8"?>
-<w:numbering xmlns:wpc="http://schemas.microsoft.com/office/word/2010/wordprocessingCanvas" xmlns:cx="http://schemas.microsoft.com/office/drawing/2014/chartex" xmlns:cx1="http://schemas.microsoft.com/office/drawing/2015/9/8/chartex" xmlns:cx2="http://schemas.microsoft.com/office/drawing/2015/10/21/chartex" xmlns:cx3="http://schemas.microsoft.com/office/drawing/2016/5/9/chartex" xmlns:cx4="http://schemas.microsoft.com/office/drawing/2016/5/10/chartex" xmlns:cx5="http://schemas.microsoft.com/office/drawing/2016/5/11/chartex" xmlns:cx6="http://schemas.microsoft.com/office/drawing/2016/5/12/chartex" xmlns:cx7="http://schemas.microsoft.com/office/drawing/2016/5/13/chartex" xmlns:cx8="http://schemas.microsoft.com/office/drawing/2016/5/14/chartex" xmlns:mc="http://schemas.openxmlformats.org/markup-compatibility/2006" xmlns:aink="http://schemas.microsoft.com/office/drawing/2016/ink" xmlns:am3d="http://schemas.microsoft.com/office/drawing/2017/model3d" xmlns:o="urn:schemas-microsoft-com:office:office" xmlns:oel="http://schemas.microsoft.com/office/2019/extlst" xmlns:r="http://schemas.openxmlformats.org/officeDocument/2006/relationships" xmlns:m="http://schemas.openxmlformats.org/officeDocument/2006/math" xmlns:v="urn:schemas-microsoft-com:vml" xmlns:wp14="http://schemas.microsoft.com/office/word/2010/wordprocessingDrawing" xmlns:wp="http://schemas.openxmlformats.org/drawingml/2006/wordprocessingDrawing" xmlns:w10="urn:schemas-microsoft-com:office:word" xmlns:w="http://schemas.openxmlformats.org/wordprocessingml/2006/main" xmlns:w14="http://schemas.microsoft.com/office/word/2010/wordml" xmlns:w15="http://schemas.microsoft.com/office/word/2012/wordml" xmlns:w16cex="http://schemas.microsoft.com/office/word/2018/wordml/cex" xmlns:w16cid="http://schemas.microsoft.com/office/word/2016/wordml/cid" xmlns:w16="http://schemas.microsoft.com/office/word/2018/wordml" xmlns:w16sdtdh="http://schemas.microsoft.com/office/word/2020/wordml/sdtdatahash" xmlns:w16se="http://schemas.microsoft.com/office/word/2015/wordml/symex" xmlns:wpg="http://schemas.microsoft.com/office/word/2010/wordprocessingGroup" xmlns:wpi="http://schemas.microsoft.com/office/word/2010/wordprocessingInk" xmlns:wne="http://schemas.microsoft.com/office/word/2006/wordml" xmlns:wps="http://schemas.microsoft.com/office/word/2010/wordprocessingShape" mc:Ignorable="w14 w15 w16se w16cid w16 w16cex w16sdtdh wp14">
+<w:numbering xmlns:wpc="http://schemas.microsoft.com/office/word/2010/wordprocessingCanvas" xmlns:cx="http://schemas.microsoft.com/office/drawing/2014/chartex" xmlns:cx1="http://schemas.microsoft.com/office/drawing/2015/9/8/chartex" xmlns:cx2="http://schemas.microsoft.com/office/drawing/2015/10/21/chartex" xmlns:cx3="http://schemas.microsoft.com/office/drawing/2016/5/9/chartex" xmlns:cx4="http://schemas.microsoft.com/office/drawing/2016/5/10/chartex" xmlns:cx5="http://schemas.microsoft.com/office/drawing/2016/5/11/chartex" xmlns:cx6="http://schemas.microsoft.com/office/drawing/2016/5/12/chartex" xmlns:cx7="http://schemas.microsoft.com/office/drawing/2016/5/13/chartex" xmlns:cx8="http://schemas.microsoft.com/office/drawing/2016/5/14/chartex" xmlns:mc="http://schemas.openxmlformats.org/markup-compatibility/2006" xmlns:aink="http://schemas.microsoft.com/office/drawing/2016/ink" xmlns:am3d="http://schemas.microsoft.com/office/drawing/2017/model3d" xmlns:o="urn:schemas-microsoft-com:office:office" xmlns:oel="http://schemas.microsoft.com/office/2019/extlst" xmlns:r="http://schemas.openxmlformats.org/officeDocument/2006/relationships" xmlns:m="http://schemas.openxmlformats.org/officeDocument/2006/math" xmlns:v="urn:schemas-microsoft-com:vml" xmlns:wp14="http://schemas.microsoft.com/office/word/2010/wordprocessingDrawing" xmlns:wp="http://schemas.openxmlformats.org/drawingml/2006/wordprocessingDrawing" xmlns:w10="urn:schemas-microsoft-com:office:word" xmlns:w="http://schemas.openxmlformats.org/wordprocessingml/2006/main" xmlns:w14="http://schemas.microsoft.com/office/word/2010/wordml" xmlns:w15="http://schemas.microsoft.com/office/word/2012/wordml" xmlns:w16cex="http://schemas.microsoft.com/office/word/2018/wordml/cex" xmlns:w16cid="http://schemas.microsoft.com/office/word/2016/wordml/cid" xmlns:w16="http://schemas.microsoft.com/office/word/2018/wordml" xmlns:w16du="http://schemas.microsoft.com/office/word/2023/wordml/word16du" xmlns:w16sdtdh="http://schemas.microsoft.com/office/word/2020/wordml/sdtdatahash" xmlns:w16sdtfl="http://schemas.microsoft.com/office/word/2024/wordml/sdtformatlock" xmlns:w16se="http://schemas.microsoft.com/office/word/2015/wordml/symex" xmlns:wpg="http://schemas.microsoft.com/office/word/2010/wordprocessingGroup" xmlns:wpi="http://schemas.microsoft.com/office/word/2010/wordprocessingInk" xmlns:wne="http://schemas.microsoft.com/office/word/2006/wordml" xmlns:wps="http://schemas.microsoft.com/office/word/2010/wordprocessingShape" mc:Ignorable="w14 w15 w16se w16cid w16 w16cex w16sdtdh w16sdtfl w16du wp14">
   <w:abstractNum w:abstractNumId="0" w15:restartNumberingAfterBreak="0">
     <w:nsid w:val="FFFFFF7C"/>
     <w:multiLevelType w:val="singleLevel"/>
@@ -1011,7 +1035,7 @@
 </file>
 
 <file path=word/styles.xml><?xml version="1.0" encoding="utf-8"?>
-<w:styles xmlns:mc="http://schemas.openxmlformats.org/markup-compatibility/2006" xmlns:r="http://schemas.openxmlformats.org/officeDocument/2006/relationships" xmlns:w="http://schemas.openxmlformats.org/wordprocessingml/2006/main" xmlns:w14="http://schemas.microsoft.com/office/word/2010/wordml" xmlns:w15="http://schemas.microsoft.com/office/word/2012/wordml" xmlns:w16cex="http://schemas.microsoft.com/office/word/2018/wordml/cex" xmlns:w16cid="http://schemas.microsoft.com/office/word/2016/wordml/cid" xmlns:w16="http://schemas.microsoft.com/office/word/2018/wordml" xmlns:w16sdtdh="http://schemas.microsoft.com/office/word/2020/wordml/sdtdatahash" xmlns:w16se="http://schemas.microsoft.com/office/word/2015/wordml/symex" mc:Ignorable="w14 w15 w16se w16cid w16 w16cex w16sdtdh">
+<w:styles xmlns:mc="http://schemas.openxmlformats.org/markup-compatibility/2006" xmlns:r="http://schemas.openxmlformats.org/officeDocument/2006/relationships" xmlns:w="http://schemas.openxmlformats.org/wordprocessingml/2006/main" xmlns:w14="http://schemas.microsoft.com/office/word/2010/wordml" xmlns:w15="http://schemas.microsoft.com/office/word/2012/wordml" xmlns:w16cex="http://schemas.microsoft.com/office/word/2018/wordml/cex" xmlns:w16cid="http://schemas.microsoft.com/office/word/2016/wordml/cid" xmlns:w16="http://schemas.microsoft.com/office/word/2018/wordml" xmlns:w16du="http://schemas.microsoft.com/office/word/2023/wordml/word16du" xmlns:w16sdtdh="http://schemas.microsoft.com/office/word/2020/wordml/sdtdatahash" xmlns:w16sdtfl="http://schemas.microsoft.com/office/word/2024/wordml/sdtformatlock" xmlns:w16se="http://schemas.microsoft.com/office/word/2015/wordml/symex" mc:Ignorable="w14 w15 w16se w16cid w16 w16cex w16sdtdh w16sdtfl w16du">
   <w:docDefaults>
     <w:rPrDefault>
       <w:rPr>
@@ -1769,7 +1793,7 @@
     <w:link w:val="TitleChar"/>
     <w:uiPriority w:val="10"/>
     <w:qFormat/>
-    <w:rsid w:val="007106C8"/>
+    <w:rsid w:val="00E854FA"/>
     <w:pPr>
       <w:spacing w:after="300" w:line="240" w:lineRule="auto"/>
       <w:contextualSpacing/>
@@ -1779,7 +1803,7 @@
       <w:rFonts w:eastAsiaTheme="majorEastAsia" w:cstheme="majorBidi"/>
       <w:spacing w:val="5"/>
       <w:kern w:val="28"/>
-      <w:sz w:val="52"/>
+      <w:sz w:val="40"/>
       <w:szCs w:val="52"/>
       <w:lang w:val="sv-SE" w:eastAsia="en-US" w:bidi="ar-SA"/>
     </w:rPr>
@@ -1789,12 +1813,12 @@
     <w:basedOn w:val="DefaultParagraphFont"/>
     <w:link w:val="Title"/>
     <w:uiPriority w:val="10"/>
-    <w:rsid w:val="007106C8"/>
+    <w:rsid w:val="00E854FA"/>
     <w:rPr>
       <w:rFonts w:ascii="Times New Roman" w:eastAsiaTheme="majorEastAsia" w:hAnsi="Times New Roman" w:cstheme="majorBidi"/>
       <w:spacing w:val="5"/>
       <w:kern w:val="28"/>
-      <w:sz w:val="52"/>
+      <w:sz w:val="40"/>
       <w:szCs w:val="52"/>
       <w:lang w:val="sv-SE" w:eastAsia="en-US" w:bidi="ar-SA"/>
     </w:rPr>

--- a/klagomål/A 53847-2025 FSC-klagomål.docx
+++ b/klagomål/A 53847-2025 FSC-klagomål.docx
@@ -815,7 +815,7 @@
     <w:r>
       <w:tab/>
       <w:tab/>
-      <w:t>2026-06-18</w:t>
+      <w:t>2026-06-19</w:t>
       <w:br/>
       <w:br/>
     </w:r>

--- a/klagomål/A 53847-2025 FSC-klagomål.docx
+++ b/klagomål/A 53847-2025 FSC-klagomål.docx
@@ -815,7 +815,7 @@
     <w:r>
       <w:tab/>
       <w:tab/>
-      <w:t>2026-06-19</w:t>
+      <w:t>2026-06-20</w:t>
       <w:br/>
       <w:br/>
     </w:r>

--- a/klagomål/A 53847-2025 FSC-klagomål.docx
+++ b/klagomål/A 53847-2025 FSC-klagomål.docx
@@ -168,38 +168,7 @@
     </w:p>
     <w:p>
       <w:r>
-        <w:t>Detta dokument behandlar höga naturvärden i avverkningsanmälan A 53847-2025 i Vingåkers kommun som inkom 2025-10-31 och omfattar 9,2 ha.</w:t>
-      </w:r>
-    </w:p>
-    <w:p>
-      <w:r>
-        <w:t>Nedan presenteras fynd av naturvårdsarter som gjorts i det avverkningsanmälda området, samt relevanta utdrag ur standarderna för FSC, Chain of Custody, Controlled Wood och PEFC.</w:t>
-      </w:r>
-    </w:p>
-    <w:p>
-      <w:r>
-        <w:t>Vi förväntar oss att ni återkommer med ett skriftligt svar på vårt klagomål och även beskriver vilka korrigerande åtgärder ni satt in för att rätta till identifierade brister i er efterlevnad av den svenska FSC standarden.</w:t>
-      </w:r>
-    </w:p>
-    <w:p>
-      <w:pPr>
-        <w:pStyle w:val="Heading1"/>
-      </w:pPr>
-      <w:r>
-        <w:t>Naturvårdsarter</w:t>
-      </w:r>
-    </w:p>
-    <w:p>
-      <w:r>
-        <w:t>I och inom 4 meter från avverkningsanmälan har följande 8 naturvårdsarter hittats: vedspik (VU), dropptaggsvamp (NT, T), dvärgbägarlav (NT, T), motaggsvamp (NT, T), vedskivlav (NT, T), vedtrappmossa (NT, T), flagellkvastmossa (S, T) och granbarkgnagare (S, T). Av dessa är 6 rödlistade. För rödlistade arter har rödlistekategorin angivits inom parentes. Arter som är signalarter enligt Skogsstyrelsen har markerats med (S). Typiska arter inom Natura 2000 som är kopplade till skogsekosystem har markerats med (T).</w:t>
-      </w:r>
-    </w:p>
-    <w:p>
-      <w:r>
-        <w:t>De påträffade naturvårdsarterna är ett tydligt kvitto på att det rör sig om en skog med höga naturvärden.</w:t>
-      </w:r>
-      <w:r>
-        <w:t xml:space="preserve"> I Figur 1 visas fyndplatser för naturvårdsarter i området, som finns registrerade på Artportalen.</w:t>
+        <w:t>Detta klagomål behandlar höga naturvärden i avverkningsanmälan A 53847-2025 i Vingåkers kommun som inkom 2025-10-31 och omfattar 9,2 ha.</w:t>
       </w:r>
     </w:p>
     <w:p>
@@ -247,7 +216,46 @@
         <w:spacing w:after="240"/>
       </w:pPr>
       <w:r>
-        <w:t>Figur 1. Fyndplatser för naturvårdsarter i och inom 4 meter från avverkningsanmälan (röd linje). Markörer utan svart kant är placerade på fyndplatsen. Markörer med svart kant är placerade vid sidan av fyndplatsen och har ett svart streck som visar fyndplatsens exakta position. Kartans mittpunktskoordinat är N 6535591, E 543296 i SWEREF 99 TM.</w:t>
+        <w:t>Figur 1. Fyndplatser för naturvårdsarter i och inom 4 meter från avverkningsanmälan. Markörer utan svart kant är placerade på fyndplatsen. Markörer med svart kant är placerade vid sidan av fyndplatsen har ett svart streck som visar fyndplatsens exakta position. Kartans mittpunktskoordinat är N 6535591, E 543296 i SWEREF 99 TM.</w:t>
+      </w:r>
+    </w:p>
+    <w:p>
+      <w:r>
+        <w:t>I och inom 4 meter från avverkningsanmälan finns fynd av 8 naturvårdsarter, varav 6 är rödlistade, 7 är typiska (T) och 2 är signalarter (S): vedspik (VU), dropptaggsvamp (NT, T), dvärgbägarlav (NT, T), motaggsvamp (NT, T), vedskivlav (NT, T), vedtrappmossa (NT, T), flagellkvastmossa (S, T) och granbarkgnagare (S, T). Se Figur 1.</w:t>
+      </w:r>
+    </w:p>
+    <w:p>
+      <w:r>
+        <w:t>Nedan presenteras relevanta utdrag ur standarderna för FSC, Chain of Custody, Controlled Wood och PEFC.</w:t>
+      </w:r>
+    </w:p>
+    <w:p>
+      <w:r>
+        <w:t>Vi förväntar oss att ni återkommer med ett skriftligt svar på vårt klagomål och även beskriver vilka korrigerande åtgärder ni satt in för att rätta till identifierade brister i er efterlevnad av den svenska FSC standarden.</w:t>
+      </w:r>
+    </w:p>
+    <w:p>
+      <w:pPr>
+        <w:pStyle w:val="Heading1"/>
+      </w:pPr>
+      <w:r>
+        <w:t>Naturvårdsarter och fridlysta arter</w:t>
+      </w:r>
+    </w:p>
+    <w:p>
+      <w:r>
+        <w:t>Nedan följer beskrivningar av de naturvårdsarter och fridlysta arter som har sina livsmiljöer och växtplatser i den avverkningsanmälda skogen. De påträffade naturvårdsarterna är ett tydligt kvitto på att det rör sig om en skog med höga naturvärden.</w:t>
+      </w:r>
+    </w:p>
+    <w:p>
+      <w:r>
+        <w:rPr>
+          <w:b/>
+        </w:rPr>
+        <w:t>Vedspik (VU)</w:t>
+      </w:r>
+      <w:r>
+        <w:t xml:space="preserve"> förekommer nästan uteslutande på gammal obehandlad ved. Den finns dels på kulturskapade ståndorter som stängsel, väggar av trälador etc., dels på naturliga ståndorter som olikåldriga skogar eller hagmarker med lång trädkontinuitet. Här förekommer arten på stubbar och avbarkade partier av barr- och lövträd som fortfarande lever och står upp. Den kan också växa på grova nedfallna grenar. Bristen på nedfallna grova grenar, högstubbar och torrakor i dagens skogar är ett hot. I skogar och myrkanter med arten måste högstubbar och torrakor finnas i tillräcklig mängd (SLU Artdatabanken, 2026).</w:t>
       </w:r>
     </w:p>
     <w:p>
@@ -288,6 +296,66 @@
       </w:r>
       <w:r>
         <w:t xml:space="preserve"> (SLU Artdatabanken, 2024; Nitare &amp; Skogsstyrelsen, 2019).</w:t>
+      </w:r>
+    </w:p>
+    <w:p>
+      <w:r>
+        <w:rPr>
+          <w:b/>
+        </w:rPr>
+        <w:t xml:space="preserve">Motaggsvamp (NT) </w:t>
+      </w:r>
+      <w:r>
+        <w:t xml:space="preserve">bildar mykorrhiza med tall i tallskog och hittas huvudsakligen i äldre, glesare skogsbestånd och hällmarksimpediment. Arten hotas främst av skogsavverkning och tycks försvinna efter slutavverkning, markberedning och plantering. Motaggsvamp är typisk art för </w:t>
+      </w:r>
+      <w:r>
+        <w:rPr>
+          <w:i/>
+        </w:rPr>
+        <w:t>9010 Taiga</w:t>
+      </w:r>
+      <w:r>
+        <w:t xml:space="preserve"> (SLU Artdatabanken, 2024).</w:t>
+      </w:r>
+    </w:p>
+    <w:p>
+      <w:r>
+        <w:rPr>
+          <w:b/>
+        </w:rPr>
+        <w:t>Vedskivlav (NT)</w:t>
+      </w:r>
+      <w:r>
+        <w:t xml:space="preserve"> växer på gammal, torr, exponerad, hård kärnved av framförallt tall i naturskogsartade bestånd. Avverkning av tallskog av naturskogskaraktär med spår av återkommande bränder är ett hot. Mängden lämplig ved att växa på för vedskivlav minskar, dels på grund av naturlig nedbrytning men framförallt på grund av att de förstörs i samband med slutavverkningar, gallringar och markberedning. Tall- och blandbarrskogar av naturskogskaraktär med spår av återkommande bränder bör skyddas. Vedskivlav är typisk art för </w:t>
+      </w:r>
+      <w:r>
+        <w:rPr>
+          <w:i/>
+        </w:rPr>
+        <w:t>9010 Taiga</w:t>
+      </w:r>
+      <w:r>
+        <w:t xml:space="preserve"> (SLU Artdatabanken, 2024).</w:t>
+      </w:r>
+    </w:p>
+    <w:p>
+      <w:r>
+        <w:rPr>
+          <w:b/>
+        </w:rPr>
+        <w:t xml:space="preserve">Vedtrappmossa (NT) </w:t>
+      </w:r>
+      <w:r>
+        <w:t xml:space="preserve">växer på död ved, främst i gammal granskog. Den förekommer knappast alls i fjällnära barrskogar utan finns i skogslandskapet nedom fjällen och framför allt i landets södra delar är den en mycket bra signalart för barrnaturskog med höga naturvärden. Skogsavverkning och brist på grov död ved i skogen är de allvarligaste hoten och den överlever inte kalhyggesbruk. Lokaler med sluten granskog, tillräckligt stora för att säkerställa ett kontinuerligt tillskott på grova lågor, bör undantas från storskaligt skogsbruk. Vedtrappmossa är typisk art för </w:t>
+      </w:r>
+      <w:r>
+        <w:rPr>
+          <w:i/>
+        </w:rPr>
+        <w:t>9010 Taiga</w:t>
+      </w:r>
+      <w:r>
+        <w:t xml:space="preserve"> (SLU Artdatabanken, 2024).</w:t>
       </w:r>
     </w:p>
     <w:p>
@@ -337,77 +405,6 @@
       </w:r>
       <w:r>
         <w:t>(Ehnström, 2002; SLU Artdatabanken, 2025).</w:t>
-      </w:r>
-    </w:p>
-    <w:p>
-      <w:r>
-        <w:rPr>
-          <w:b/>
-        </w:rPr>
-        <w:t xml:space="preserve">Motaggsvamp (NT) </w:t>
-      </w:r>
-      <w:r>
-        <w:t xml:space="preserve">bildar mykorrhiza med tall i tallskog och hittas huvudsakligen i äldre, glesare skogsbestånd och hällmarksimpediment. Arten hotas främst av skogsavverkning och tycks försvinna efter slutavverkning, markberedning och plantering. Motaggsvamp är typisk art för </w:t>
-      </w:r>
-      <w:r>
-        <w:rPr>
-          <w:i/>
-        </w:rPr>
-        <w:t>9010 Taiga</w:t>
-      </w:r>
-      <w:r>
-        <w:t xml:space="preserve"> (SLU Artdatabanken, 2024).</w:t>
-      </w:r>
-    </w:p>
-    <w:p>
-      <w:r>
-        <w:rPr>
-          <w:b/>
-        </w:rPr>
-        <w:t>Vedskivlav (NT)</w:t>
-      </w:r>
-      <w:r>
-        <w:t xml:space="preserve"> växer på gammal, torr, exponerad, hård kärnved av framförallt tall i naturskogsartade bestånd. Avverkning av tallskog av naturskogskaraktär med spår av återkommande bränder är ett hot. Mängden lämplig ved att växa på för vedskivlav minskar, dels på grund av naturlig nedbrytning men framförallt på grund av att de förstörs i samband med slutavverkningar, gallringar och markberedning. Tall- och blandbarrskogar av naturskogskaraktär med spår av återkommande bränder bör skyddas. Vedskivlav är typisk art för </w:t>
-      </w:r>
-      <w:r>
-        <w:rPr>
-          <w:i/>
-        </w:rPr>
-        <w:t>9010 Taiga</w:t>
-      </w:r>
-      <w:r>
-        <w:t xml:space="preserve"> (SLU Artdatabanken, 2024).</w:t>
-      </w:r>
-    </w:p>
-    <w:p>
-      <w:r>
-        <w:rPr>
-          <w:b/>
-        </w:rPr>
-        <w:t>Vedspik (VU)</w:t>
-      </w:r>
-      <w:r>
-        <w:t xml:space="preserve"> förekommer nästan uteslutande på gammal obehandlad ved. Den finns dels på kulturskapade ståndorter som stängsel, väggar av trälador etc., dels på naturliga ståndorter som olikåldriga skogar eller hagmarker med lång trädkontinuitet. Här förekommer arten på stubbar och avbarkade partier av barr- och lövträd som fortfarande lever och står upp. Den kan också växa på grova nedfallna grenar. Bristen på nedfallna grova grenar, högstubbar och torrakor i dagens skogar är ett hot. I skogar och myrkanter med arten måste högstubbar och torrakor finnas i tillräcklig mängd (SLU Artdatabanken, 2026).</w:t>
-      </w:r>
-    </w:p>
-    <w:p>
-      <w:r>
-        <w:rPr>
-          <w:b/>
-        </w:rPr>
-        <w:t xml:space="preserve">Vedtrappmossa (NT) </w:t>
-      </w:r>
-      <w:r>
-        <w:t xml:space="preserve">växer på död ved, främst i gammal granskog. Den förekommer knappast alls i fjällnära barrskogar utan finns i skogslandskapet nedom fjällen och framför allt i landets södra delar är den en mycket bra signalart för barrnaturskog med höga naturvärden. Skogsavverkning och brist på grov död ved i skogen är de allvarligaste hoten och den överlever inte kalhyggesbruk. Lokaler med sluten granskog, tillräckligt stora för att säkerställa ett kontinuerligt tillskott på grova lågor, bör undantas från storskaligt skogsbruk. Vedtrappmossa är typisk art för </w:t>
-      </w:r>
-      <w:r>
-        <w:rPr>
-          <w:i/>
-        </w:rPr>
-        <w:t>9010 Taiga</w:t>
-      </w:r>
-      <w:r>
-        <w:t xml:space="preserve"> (SLU Artdatabanken, 2024).</w:t>
       </w:r>
     </w:p>
     <w:p>
@@ -815,7 +812,7 @@
     <w:r>
       <w:tab/>
       <w:tab/>
-      <w:t>2026-06-20</w:t>
+      <w:t>2026-06-21</w:t>
       <w:br/>
       <w:br/>
     </w:r>

--- a/klagomål/A 53847-2025 FSC-klagomål.docx
+++ b/klagomål/A 53847-2025 FSC-klagomål.docx
@@ -812,7 +812,7 @@
     <w:r>
       <w:tab/>
       <w:tab/>
-      <w:t>2026-06-21</w:t>
+      <w:t>2026-06-22</w:t>
       <w:br/>
       <w:br/>
     </w:r>

--- a/klagomål/A 53847-2025 FSC-klagomål.docx
+++ b/klagomål/A 53847-2025 FSC-klagomål.docx
@@ -812,7 +812,7 @@
     <w:r>
       <w:tab/>
       <w:tab/>
-      <w:t>2026-06-22</w:t>
+      <w:t>2026-06-23</w:t>
       <w:br/>
       <w:br/>
     </w:r>

--- a/klagomål/A 53847-2025 FSC-klagomål.docx
+++ b/klagomål/A 53847-2025 FSC-klagomål.docx
@@ -812,7 +812,7 @@
     <w:r>
       <w:tab/>
       <w:tab/>
-      <w:t>2026-06-23</w:t>
+      <w:t>2026-06-24</w:t>
       <w:br/>
       <w:br/>
     </w:r>
